--- a/class13w.docx
+++ b/class13w.docx
@@ -1061,7 +1061,7 @@
       </w:r>
     </w:p>
     <w:bookmarkEnd w:id="15"/>
-    <w:bookmarkStart w:id="49" w:name="larger-contingency-tables"/>
+    <w:bookmarkStart w:id="48" w:name="larger-contingency-tables"/>
     <w:p>
       <w:pPr>
         <w:pStyle w:val="Heading1"/>
@@ -6536,7 +6536,17 @@
       </w:r>
     </w:p>
     <w:bookmarkEnd w:id="47"/>
-    <w:bookmarkStart w:id="48" w:name="session-information"/>
+    <w:bookmarkEnd w:id="48"/>
+    <w:bookmarkStart w:id="50" w:name="X1fafd94343da304433471de2b7f53ccacb723bd"/>
+    <w:p>
+      <w:pPr>
+        <w:pStyle w:val="Heading1"/>
+      </w:pPr>
+      <w:r>
+        <w:t xml:space="preserve">To Favorite Movies (after a Standing Break)</w:t>
+      </w:r>
+    </w:p>
+    <w:bookmarkStart w:id="49" w:name="session-information"/>
     <w:p>
       <w:pPr>
         <w:pStyle w:val="Heading2"/>
@@ -7122,8 +7132,8 @@
         <w:t xml:space="preserve">  zoo_1.9-0             </w:t>
       </w:r>
     </w:p>
-    <w:bookmarkEnd w:id="48"/>
     <w:bookmarkEnd w:id="49"/>
+    <w:bookmarkEnd w:id="50"/>
     <w:sectPr>
       <w:footnotePr>
         <w:numRestart w:val="eachSect"/>

--- a/class13w.docx
+++ b/class13w.docx
@@ -33,14 +33,6 @@
       </w:pPr>
       <w:r>
         <w:t xml:space="preserve">Today’s Agenda</w:t>
-      </w:r>
-    </w:p>
-    <w:p>
-      <w:pPr>
-        <w:pStyle w:val="FirstParagraph"/>
-      </w:pPr>
-      <w:r>
-        <w:t xml:space="preserve">Contingency Tables (Sections 13-14 in Course Book)</w:t>
       </w:r>
     </w:p>
     <w:p>
@@ -52,7 +44,22 @@
         </w:numPr>
       </w:pPr>
       <w:r>
-        <w:t xml:space="preserve">Some Reminders about 2 x 2 tables</w:t>
+        <w:t xml:space="preserve">The</w:t>
+      </w:r>
+      <w:r>
+        <w:t xml:space="preserve"> </w:t>
+      </w:r>
+      <w:r>
+        <w:rPr>
+          <w:rStyle w:val="VerbatimChar"/>
+        </w:rPr>
+        <w:t xml:space="preserve">here</w:t>
+      </w:r>
+      <w:r>
+        <w:t xml:space="preserve"> </w:t>
+      </w:r>
+      <w:r>
+        <w:t xml:space="preserve">package</w:t>
       </w:r>
     </w:p>
     <w:p>
@@ -64,6 +71,30 @@
         </w:numPr>
       </w:pPr>
       <w:r>
+        <w:t xml:space="preserve">Contingency Tables (Sections 13-14 in Course Book)</w:t>
+      </w:r>
+    </w:p>
+    <w:p>
+      <w:pPr>
+        <w:pStyle w:val="Compact"/>
+        <w:numPr>
+          <w:ilvl w:val="1"/>
+          <w:numId w:val="1002"/>
+        </w:numPr>
+      </w:pPr>
+      <w:r>
+        <w:t xml:space="preserve">Some Reminders about 2 x 2 tables</w:t>
+      </w:r>
+    </w:p>
+    <w:p>
+      <w:pPr>
+        <w:pStyle w:val="Compact"/>
+        <w:numPr>
+          <w:ilvl w:val="1"/>
+          <w:numId w:val="1002"/>
+        </w:numPr>
+      </w:pPr>
+      <w:r>
         <w:t xml:space="preserve">Building a J x K Table</w:t>
       </w:r>
     </w:p>
@@ -84,235 +115,11 @@
         <w:pStyle w:val="Compact"/>
         <w:numPr>
           <w:ilvl w:val="1"/>
-          <w:numId w:val="1002"/>
+          <w:numId w:val="1003"/>
         </w:numPr>
       </w:pPr>
       <w:r>
         <w:t xml:space="preserve">Cochran Conditions and Checking Assumptions</w:t>
-      </w:r>
-    </w:p>
-    <w:p>
-      <w:pPr>
-        <w:pStyle w:val="FirstParagraph"/>
-      </w:pPr>
-      <w:r>
-        <w:t xml:space="preserve">Favorite Movies</w:t>
-      </w:r>
-    </w:p>
-    <w:bookmarkEnd w:id="9"/>
-    <w:bookmarkStart w:id="10" w:name="todays-packages"/>
-    <w:p>
-      <w:pPr>
-        <w:pStyle w:val="Heading2"/>
-      </w:pPr>
-      <w:r>
-        <w:t xml:space="preserve">Today’s Packages</w:t>
-      </w:r>
-    </w:p>
-    <w:p>
-      <w:pPr>
-        <w:pStyle w:val="SourceCode"/>
-      </w:pPr>
-      <w:r>
-        <w:rPr>
-          <w:rStyle w:val="NormalTok"/>
-        </w:rPr>
-        <w:t xml:space="preserve">knitr</w:t>
-      </w:r>
-      <w:r>
-        <w:rPr>
-          <w:rStyle w:val="SpecialCharTok"/>
-        </w:rPr>
-        <w:t xml:space="preserve">::</w:t>
-      </w:r>
-      <w:r>
-        <w:rPr>
-          <w:rStyle w:val="NormalTok"/>
-        </w:rPr>
-        <w:t xml:space="preserve">opts_chunk</w:t>
-      </w:r>
-      <w:r>
-        <w:rPr>
-          <w:rStyle w:val="SpecialCharTok"/>
-        </w:rPr>
-        <w:t xml:space="preserve">$</w:t>
-      </w:r>
-      <w:r>
-        <w:rPr>
-          <w:rStyle w:val="FunctionTok"/>
-        </w:rPr>
-        <w:t xml:space="preserve">set</w:t>
-      </w:r>
-      <w:r>
-        <w:rPr>
-          <w:rStyle w:val="NormalTok"/>
-        </w:rPr>
-        <w:t xml:space="preserve">(</w:t>
-      </w:r>
-      <w:r>
-        <w:rPr>
-          <w:rStyle w:val="AttributeTok"/>
-        </w:rPr>
-        <w:t xml:space="preserve">comment =</w:t>
-      </w:r>
-      <w:r>
-        <w:rPr>
-          <w:rStyle w:val="NormalTok"/>
-        </w:rPr>
-        <w:t xml:space="preserve"> </w:t>
-      </w:r>
-      <w:r>
-        <w:rPr>
-          <w:rStyle w:val="ConstantTok"/>
-        </w:rPr>
-        <w:t xml:space="preserve">NA</w:t>
-      </w:r>
-      <w:r>
-        <w:rPr>
-          <w:rStyle w:val="NormalTok"/>
-        </w:rPr>
-        <w:t xml:space="preserve">)</w:t>
-      </w:r>
-      <w:r>
-        <w:br/>
-      </w:r>
-      <w:r>
-        <w:br/>
-      </w:r>
-      <w:r>
-        <w:rPr>
-          <w:rStyle w:val="FunctionTok"/>
-        </w:rPr>
-        <w:t xml:space="preserve">source</w:t>
-      </w:r>
-      <w:r>
-        <w:rPr>
-          <w:rStyle w:val="NormalTok"/>
-        </w:rPr>
-        <w:t xml:space="preserve">(</w:t>
-      </w:r>
-      <w:r>
-        <w:rPr>
-          <w:rStyle w:val="StringTok"/>
-        </w:rPr>
-        <w:t xml:space="preserve">"c13/data/Love-431.R"</w:t>
-      </w:r>
-      <w:r>
-        <w:rPr>
-          <w:rStyle w:val="NormalTok"/>
-        </w:rPr>
-        <w:t xml:space="preserve">)</w:t>
-      </w:r>
-      <w:r>
-        <w:br/>
-      </w:r>
-      <w:r>
-        <w:br/>
-      </w:r>
-      <w:r>
-        <w:rPr>
-          <w:rStyle w:val="FunctionTok"/>
-        </w:rPr>
-        <w:t xml:space="preserve">library</w:t>
-      </w:r>
-      <w:r>
-        <w:rPr>
-          <w:rStyle w:val="NormalTok"/>
-        </w:rPr>
-        <w:t xml:space="preserve">(janitor)</w:t>
-      </w:r>
-      <w:r>
-        <w:br/>
-      </w:r>
-      <w:r>
-        <w:rPr>
-          <w:rStyle w:val="FunctionTok"/>
-        </w:rPr>
-        <w:t xml:space="preserve">library</w:t>
-      </w:r>
-      <w:r>
-        <w:rPr>
-          <w:rStyle w:val="NormalTok"/>
-        </w:rPr>
-        <w:t xml:space="preserve">(patchwork)</w:t>
-      </w:r>
-      <w:r>
-        <w:br/>
-      </w:r>
-      <w:r>
-        <w:rPr>
-          <w:rStyle w:val="FunctionTok"/>
-        </w:rPr>
-        <w:t xml:space="preserve">library</w:t>
-      </w:r>
-      <w:r>
-        <w:rPr>
-          <w:rStyle w:val="NormalTok"/>
-        </w:rPr>
-        <w:t xml:space="preserve">(easystats)</w:t>
-      </w:r>
-      <w:r>
-        <w:br/>
-      </w:r>
-      <w:r>
-        <w:rPr>
-          <w:rStyle w:val="FunctionTok"/>
-        </w:rPr>
-        <w:t xml:space="preserve">library</w:t>
-      </w:r>
-      <w:r>
-        <w:rPr>
-          <w:rStyle w:val="NormalTok"/>
-        </w:rPr>
-        <w:t xml:space="preserve">(tidyverse)</w:t>
-      </w:r>
-      <w:r>
-        <w:br/>
-      </w:r>
-      <w:r>
-        <w:br/>
-      </w:r>
-      <w:r>
-        <w:rPr>
-          <w:rStyle w:val="FunctionTok"/>
-        </w:rPr>
-        <w:t xml:space="preserve">theme_set</w:t>
-      </w:r>
-      <w:r>
-        <w:rPr>
-          <w:rStyle w:val="NormalTok"/>
-        </w:rPr>
-        <w:t xml:space="preserve">(</w:t>
-      </w:r>
-      <w:r>
-        <w:rPr>
-          <w:rStyle w:val="FunctionTok"/>
-        </w:rPr>
-        <w:t xml:space="preserve">theme_bw</w:t>
-      </w:r>
-      <w:r>
-        <w:rPr>
-          <w:rStyle w:val="NormalTok"/>
-        </w:rPr>
-        <w:t xml:space="preserve">())</w:t>
-      </w:r>
-    </w:p>
-    <w:bookmarkEnd w:id="10"/>
-    <w:bookmarkStart w:id="11" w:name="tb-prevalence-in-iv-drug-users"/>
-    <w:p>
-      <w:pPr>
-        <w:pStyle w:val="Heading2"/>
-      </w:pPr>
-      <w:r>
-        <w:t xml:space="preserve">TB Prevalence in IV Drug Users</w:t>
-      </w:r>
-    </w:p>
-    <w:p>
-      <w:pPr>
-        <w:pStyle w:val="FirstParagraph"/>
-      </w:pPr>
-      <w:r>
-        <w:t xml:space="preserve">Suppose now that we are investigating factors affecting tuberculosis prevalence among intravenous drug users.</w:t>
       </w:r>
     </w:p>
     <w:p>
@@ -320,7 +127,696 @@
         <w:pStyle w:val="Compact"/>
         <w:numPr>
           <w:ilvl w:val="0"/>
-          <w:numId w:val="1003"/>
+          <w:numId w:val="1001"/>
+        </w:numPr>
+      </w:pPr>
+      <w:r>
+        <w:t xml:space="preserve">Favorite Movies</w:t>
+      </w:r>
+    </w:p>
+    <w:bookmarkEnd w:id="9"/>
+    <w:bookmarkStart w:id="10" w:name="todays-packages"/>
+    <w:p>
+      <w:pPr>
+        <w:pStyle w:val="Heading2"/>
+      </w:pPr>
+      <w:r>
+        <w:t xml:space="preserve">Today’s Packages</w:t>
+      </w:r>
+    </w:p>
+    <w:p>
+      <w:pPr>
+        <w:pStyle w:val="SourceCode"/>
+      </w:pPr>
+      <w:r>
+        <w:rPr>
+          <w:rStyle w:val="NormalTok"/>
+        </w:rPr>
+        <w:t xml:space="preserve">knitr</w:t>
+      </w:r>
+      <w:r>
+        <w:rPr>
+          <w:rStyle w:val="SpecialCharTok"/>
+        </w:rPr>
+        <w:t xml:space="preserve">::</w:t>
+      </w:r>
+      <w:r>
+        <w:rPr>
+          <w:rStyle w:val="NormalTok"/>
+        </w:rPr>
+        <w:t xml:space="preserve">opts_chunk</w:t>
+      </w:r>
+      <w:r>
+        <w:rPr>
+          <w:rStyle w:val="SpecialCharTok"/>
+        </w:rPr>
+        <w:t xml:space="preserve">$</w:t>
+      </w:r>
+      <w:r>
+        <w:rPr>
+          <w:rStyle w:val="FunctionTok"/>
+        </w:rPr>
+        <w:t xml:space="preserve">set</w:t>
+      </w:r>
+      <w:r>
+        <w:rPr>
+          <w:rStyle w:val="NormalTok"/>
+        </w:rPr>
+        <w:t xml:space="preserve">(</w:t>
+      </w:r>
+      <w:r>
+        <w:rPr>
+          <w:rStyle w:val="AttributeTok"/>
+        </w:rPr>
+        <w:t xml:space="preserve">comment =</w:t>
+      </w:r>
+      <w:r>
+        <w:rPr>
+          <w:rStyle w:val="NormalTok"/>
+        </w:rPr>
+        <w:t xml:space="preserve"> </w:t>
+      </w:r>
+      <w:r>
+        <w:rPr>
+          <w:rStyle w:val="ConstantTok"/>
+        </w:rPr>
+        <w:t xml:space="preserve">NA</w:t>
+      </w:r>
+      <w:r>
+        <w:rPr>
+          <w:rStyle w:val="NormalTok"/>
+        </w:rPr>
+        <w:t xml:space="preserve">)</w:t>
+      </w:r>
+      <w:r>
+        <w:br/>
+      </w:r>
+      <w:r>
+        <w:br/>
+      </w:r>
+      <w:r>
+        <w:rPr>
+          <w:rStyle w:val="FunctionTok"/>
+        </w:rPr>
+        <w:t xml:space="preserve">library</w:t>
+      </w:r>
+      <w:r>
+        <w:rPr>
+          <w:rStyle w:val="NormalTok"/>
+        </w:rPr>
+        <w:t xml:space="preserve">(here)</w:t>
+      </w:r>
+      <w:r>
+        <w:br/>
+      </w:r>
+      <w:r>
+        <w:br/>
+      </w:r>
+      <w:r>
+        <w:rPr>
+          <w:rStyle w:val="FunctionTok"/>
+        </w:rPr>
+        <w:t xml:space="preserve">source</w:t>
+      </w:r>
+      <w:r>
+        <w:rPr>
+          <w:rStyle w:val="NormalTok"/>
+        </w:rPr>
+        <w:t xml:space="preserve">(</w:t>
+      </w:r>
+      <w:r>
+        <w:rPr>
+          <w:rStyle w:val="FunctionTok"/>
+        </w:rPr>
+        <w:t xml:space="preserve">here</w:t>
+      </w:r>
+      <w:r>
+        <w:rPr>
+          <w:rStyle w:val="NormalTok"/>
+        </w:rPr>
+        <w:t xml:space="preserve">(</w:t>
+      </w:r>
+      <w:r>
+        <w:rPr>
+          <w:rStyle w:val="StringTok"/>
+        </w:rPr>
+        <w:t xml:space="preserve">"c13/data/Love-431.R"</w:t>
+      </w:r>
+      <w:r>
+        <w:rPr>
+          <w:rStyle w:val="NormalTok"/>
+        </w:rPr>
+        <w:t xml:space="preserve">))</w:t>
+      </w:r>
+      <w:r>
+        <w:br/>
+      </w:r>
+      <w:r>
+        <w:br/>
+      </w:r>
+      <w:r>
+        <w:rPr>
+          <w:rStyle w:val="FunctionTok"/>
+        </w:rPr>
+        <w:t xml:space="preserve">library</w:t>
+      </w:r>
+      <w:r>
+        <w:rPr>
+          <w:rStyle w:val="NormalTok"/>
+        </w:rPr>
+        <w:t xml:space="preserve">(janitor)</w:t>
+      </w:r>
+      <w:r>
+        <w:br/>
+      </w:r>
+      <w:r>
+        <w:rPr>
+          <w:rStyle w:val="FunctionTok"/>
+        </w:rPr>
+        <w:t xml:space="preserve">library</w:t>
+      </w:r>
+      <w:r>
+        <w:rPr>
+          <w:rStyle w:val="NormalTok"/>
+        </w:rPr>
+        <w:t xml:space="preserve">(patchwork)</w:t>
+      </w:r>
+      <w:r>
+        <w:br/>
+      </w:r>
+      <w:r>
+        <w:rPr>
+          <w:rStyle w:val="FunctionTok"/>
+        </w:rPr>
+        <w:t xml:space="preserve">library</w:t>
+      </w:r>
+      <w:r>
+        <w:rPr>
+          <w:rStyle w:val="NormalTok"/>
+        </w:rPr>
+        <w:t xml:space="preserve">(easystats)</w:t>
+      </w:r>
+      <w:r>
+        <w:br/>
+      </w:r>
+      <w:r>
+        <w:rPr>
+          <w:rStyle w:val="FunctionTok"/>
+        </w:rPr>
+        <w:t xml:space="preserve">library</w:t>
+      </w:r>
+      <w:r>
+        <w:rPr>
+          <w:rStyle w:val="NormalTok"/>
+        </w:rPr>
+        <w:t xml:space="preserve">(tidyverse)</w:t>
+      </w:r>
+      <w:r>
+        <w:br/>
+      </w:r>
+      <w:r>
+        <w:br/>
+      </w:r>
+      <w:r>
+        <w:rPr>
+          <w:rStyle w:val="FunctionTok"/>
+        </w:rPr>
+        <w:t xml:space="preserve">theme_set</w:t>
+      </w:r>
+      <w:r>
+        <w:rPr>
+          <w:rStyle w:val="NormalTok"/>
+        </w:rPr>
+        <w:t xml:space="preserve">(</w:t>
+      </w:r>
+      <w:r>
+        <w:rPr>
+          <w:rStyle w:val="FunctionTok"/>
+        </w:rPr>
+        <w:t xml:space="preserve">theme_bw</w:t>
+      </w:r>
+      <w:r>
+        <w:rPr>
+          <w:rStyle w:val="NormalTok"/>
+        </w:rPr>
+        <w:t xml:space="preserve">())</w:t>
+      </w:r>
+    </w:p>
+    <w:bookmarkEnd w:id="10"/>
+    <w:bookmarkStart w:id="14" w:name="the-here-package"/>
+    <w:p>
+      <w:pPr>
+        <w:pStyle w:val="Heading2"/>
+      </w:pPr>
+      <w:r>
+        <w:t xml:space="preserve">The</w:t>
+      </w:r>
+      <w:r>
+        <w:t xml:space="preserve"> </w:t>
+      </w:r>
+      <w:r>
+        <w:rPr>
+          <w:b/>
+          <w:bCs/>
+        </w:rPr>
+        <w:t xml:space="preserve">here</w:t>
+      </w:r>
+      <w:r>
+        <w:t xml:space="preserve"> </w:t>
+      </w:r>
+      <w:r>
+        <w:t xml:space="preserve">package</w:t>
+      </w:r>
+    </w:p>
+    <w:p>
+      <w:pPr>
+        <w:pStyle w:val="FirstParagraph"/>
+      </w:pPr>
+      <w:r>
+        <w:drawing>
+          <wp:inline>
+            <wp:extent cx="5334000" cy="4591242"/>
+            <wp:effectExtent b="0" l="0" r="0" t="0"/>
+            <wp:docPr descr="" title="" id="12" name="Picture"/>
+            <a:graphic>
+              <a:graphicData uri="http://schemas.openxmlformats.org/drawingml/2006/picture">
+                <pic:pic>
+                  <pic:nvPicPr>
+                    <pic:cNvPr descr="c13/images/here.png" id="13" name="Picture"/>
+                    <pic:cNvPicPr>
+                      <a:picLocks noChangeArrowheads="1" noChangeAspect="1"/>
+                    </pic:cNvPicPr>
+                  </pic:nvPicPr>
+                  <pic:blipFill>
+                    <a:blip r:embed="rId11"/>
+                    <a:stretch>
+                      <a:fillRect/>
+                    </a:stretch>
+                  </pic:blipFill>
+                  <pic:spPr bwMode="auto">
+                    <a:xfrm>
+                      <a:off x="0" y="0"/>
+                      <a:ext cx="5334000" cy="4591242"/>
+                    </a:xfrm>
+                    <a:prstGeom prst="rect">
+                      <a:avLst/>
+                    </a:prstGeom>
+                    <a:noFill/>
+                    <a:ln w="9525">
+                      <a:noFill/>
+                      <a:headEnd/>
+                      <a:tailEnd/>
+                    </a:ln>
+                  </pic:spPr>
+                </pic:pic>
+              </a:graphicData>
+            </a:graphic>
+          </wp:inline>
+        </w:drawing>
+      </w:r>
+    </w:p>
+    <w:bookmarkEnd w:id="14"/>
+    <w:bookmarkStart w:id="16" w:name="the-here-package-1"/>
+    <w:p>
+      <w:pPr>
+        <w:pStyle w:val="Heading2"/>
+      </w:pPr>
+      <w:r>
+        <w:t xml:space="preserve">The</w:t>
+      </w:r>
+      <w:r>
+        <w:t xml:space="preserve"> </w:t>
+      </w:r>
+      <w:r>
+        <w:rPr>
+          <w:b/>
+          <w:bCs/>
+        </w:rPr>
+        <w:t xml:space="preserve">here</w:t>
+      </w:r>
+      <w:r>
+        <w:t xml:space="preserve"> </w:t>
+      </w:r>
+      <w:r>
+        <w:t xml:space="preserve">package</w:t>
+      </w:r>
+    </w:p>
+    <w:p>
+      <w:pPr>
+        <w:pStyle w:val="FirstParagraph"/>
+      </w:pPr>
+      <w:hyperlink r:id="rId15">
+        <w:r>
+          <w:rPr>
+            <w:rStyle w:val="Hyperlink"/>
+          </w:rPr>
+          <w:t xml:space="preserve">https://here.r-lib.org/</w:t>
+        </w:r>
+      </w:hyperlink>
+    </w:p>
+    <w:p>
+      <w:pPr>
+        <w:pStyle w:val="BodyText"/>
+      </w:pPr>
+      <w:r>
+        <w:t xml:space="preserve">The</w:t>
+      </w:r>
+      <w:r>
+        <w:t xml:space="preserve"> </w:t>
+      </w:r>
+      <w:r>
+        <w:rPr>
+          <w:b/>
+          <w:bCs/>
+        </w:rPr>
+        <w:t xml:space="preserve">here</w:t>
+      </w:r>
+      <w:r>
+        <w:t xml:space="preserve"> </w:t>
+      </w:r>
+      <w:r>
+        <w:t xml:space="preserve">package creates paths relative to the top-level directory. The package displays the top-level of the current project on load or any time you call here():</w:t>
+      </w:r>
+    </w:p>
+    <w:p>
+      <w:pPr>
+        <w:pStyle w:val="SourceCode"/>
+      </w:pPr>
+      <w:r>
+        <w:rPr>
+          <w:rStyle w:val="FunctionTok"/>
+        </w:rPr>
+        <w:t xml:space="preserve">here</w:t>
+      </w:r>
+      <w:r>
+        <w:rPr>
+          <w:rStyle w:val="NormalTok"/>
+        </w:rPr>
+        <w:t xml:space="preserve">()</w:t>
+      </w:r>
+    </w:p>
+    <w:p>
+      <w:pPr>
+        <w:pStyle w:val="SourceCode"/>
+      </w:pPr>
+      <w:r>
+        <w:rPr>
+          <w:rStyle w:val="VerbatimChar"/>
+        </w:rPr>
+        <w:t xml:space="preserve">[1] "D:/Teaching/431/2026-431/431-slides-2026"</w:t>
+      </w:r>
+    </w:p>
+    <w:p>
+      <w:pPr>
+        <w:pStyle w:val="FirstParagraph"/>
+      </w:pPr>
+      <w:r>
+        <w:t xml:space="preserve">Why is this helpful?</w:t>
+      </w:r>
+    </w:p>
+    <w:p>
+      <w:pPr>
+        <w:pStyle w:val="SourceCode"/>
+      </w:pPr>
+      <w:r>
+        <w:rPr>
+          <w:rStyle w:val="FunctionTok"/>
+        </w:rPr>
+        <w:t xml:space="preserve">source</w:t>
+      </w:r>
+      <w:r>
+        <w:rPr>
+          <w:rStyle w:val="NormalTok"/>
+        </w:rPr>
+        <w:t xml:space="preserve">(</w:t>
+      </w:r>
+      <w:r>
+        <w:rPr>
+          <w:rStyle w:val="FunctionTok"/>
+        </w:rPr>
+        <w:t xml:space="preserve">here</w:t>
+      </w:r>
+      <w:r>
+        <w:rPr>
+          <w:rStyle w:val="NormalTok"/>
+        </w:rPr>
+        <w:t xml:space="preserve">(</w:t>
+      </w:r>
+      <w:r>
+        <w:rPr>
+          <w:rStyle w:val="StringTok"/>
+        </w:rPr>
+        <w:t xml:space="preserve">"c13/data/Love-431.R"</w:t>
+      </w:r>
+      <w:r>
+        <w:rPr>
+          <w:rStyle w:val="NormalTok"/>
+        </w:rPr>
+        <w:t xml:space="preserve">))</w:t>
+      </w:r>
+    </w:p>
+    <w:bookmarkEnd w:id="16"/>
+    <w:bookmarkStart w:id="21" w:name="jenny-bryans-ode-to-the-here-package"/>
+    <w:p>
+      <w:pPr>
+        <w:pStyle w:val="Heading2"/>
+      </w:pPr>
+      <w:r>
+        <w:t xml:space="preserve">Jenny Bryan’s</w:t>
+      </w:r>
+      <w:r>
+        <w:t xml:space="preserve"> </w:t>
+      </w:r>
+      <w:hyperlink r:id="rId17">
+        <w:r>
+          <w:rPr>
+            <w:rStyle w:val="Hyperlink"/>
+          </w:rPr>
+          <w:t xml:space="preserve">Ode to the here package</w:t>
+        </w:r>
+      </w:hyperlink>
+    </w:p>
+    <w:p>
+      <w:pPr>
+        <w:pStyle w:val="FirstParagraph"/>
+      </w:pPr>
+      <w:r>
+        <w:drawing>
+          <wp:inline>
+            <wp:extent cx="5334000" cy="2190451"/>
+            <wp:effectExtent b="0" l="0" r="0" t="0"/>
+            <wp:docPr descr="" title="" id="19" name="Picture"/>
+            <a:graphic>
+              <a:graphicData uri="http://schemas.openxmlformats.org/drawingml/2006/picture">
+                <pic:pic>
+                  <pic:nvPicPr>
+                    <pic:cNvPr descr="c13/images/here2.png" id="20" name="Picture"/>
+                    <pic:cNvPicPr>
+                      <a:picLocks noChangeArrowheads="1" noChangeAspect="1"/>
+                    </pic:cNvPicPr>
+                  </pic:nvPicPr>
+                  <pic:blipFill>
+                    <a:blip r:embed="rId18"/>
+                    <a:stretch>
+                      <a:fillRect/>
+                    </a:stretch>
+                  </pic:blipFill>
+                  <pic:spPr bwMode="auto">
+                    <a:xfrm>
+                      <a:off x="0" y="0"/>
+                      <a:ext cx="5334000" cy="2190451"/>
+                    </a:xfrm>
+                    <a:prstGeom prst="rect">
+                      <a:avLst/>
+                    </a:prstGeom>
+                    <a:noFill/>
+                    <a:ln w="9525">
+                      <a:noFill/>
+                      <a:headEnd/>
+                      <a:tailEnd/>
+                    </a:ln>
+                  </pic:spPr>
+                </pic:pic>
+              </a:graphicData>
+            </a:graphic>
+          </wp:inline>
+        </w:drawing>
+      </w:r>
+    </w:p>
+    <w:bookmarkEnd w:id="21"/>
+    <w:bookmarkStart w:id="26" w:name="jenny-bryan-on-project-oriented-workflow"/>
+    <w:p>
+      <w:pPr>
+        <w:pStyle w:val="Heading2"/>
+      </w:pPr>
+      <w:r>
+        <w:t xml:space="preserve">Jenny Bryan on</w:t>
+      </w:r>
+      <w:r>
+        <w:t xml:space="preserve"> </w:t>
+      </w:r>
+      <w:hyperlink r:id="rId22">
+        <w:r>
+          <w:rPr>
+            <w:rStyle w:val="Hyperlink"/>
+          </w:rPr>
+          <w:t xml:space="preserve">Project-oriented workflow</w:t>
+        </w:r>
+      </w:hyperlink>
+    </w:p>
+    <w:p>
+      <w:pPr>
+        <w:pStyle w:val="FirstParagraph"/>
+      </w:pPr>
+      <w:r>
+        <w:drawing>
+          <wp:inline>
+            <wp:extent cx="5334000" cy="2188852"/>
+            <wp:effectExtent b="0" l="0" r="0" t="0"/>
+            <wp:docPr descr="" title="" id="24" name="Picture"/>
+            <a:graphic>
+              <a:graphicData uri="http://schemas.openxmlformats.org/drawingml/2006/picture">
+                <pic:pic>
+                  <pic:nvPicPr>
+                    <pic:cNvPr descr="c13/images/fire.png" id="25" name="Picture"/>
+                    <pic:cNvPicPr>
+                      <a:picLocks noChangeArrowheads="1" noChangeAspect="1"/>
+                    </pic:cNvPicPr>
+                  </pic:nvPicPr>
+                  <pic:blipFill>
+                    <a:blip r:embed="rId23"/>
+                    <a:stretch>
+                      <a:fillRect/>
+                    </a:stretch>
+                  </pic:blipFill>
+                  <pic:spPr bwMode="auto">
+                    <a:xfrm>
+                      <a:off x="0" y="0"/>
+                      <a:ext cx="5334000" cy="2188852"/>
+                    </a:xfrm>
+                    <a:prstGeom prst="rect">
+                      <a:avLst/>
+                    </a:prstGeom>
+                    <a:noFill/>
+                    <a:ln w="9525">
+                      <a:noFill/>
+                      <a:headEnd/>
+                      <a:tailEnd/>
+                    </a:ln>
+                  </pic:spPr>
+                </pic:pic>
+              </a:graphicData>
+            </a:graphic>
+          </wp:inline>
+        </w:drawing>
+      </w:r>
+    </w:p>
+    <w:bookmarkEnd w:id="26"/>
+    <w:bookmarkStart w:id="27" w:name="r-projects-and-here"/>
+    <w:p>
+      <w:pPr>
+        <w:pStyle w:val="Heading2"/>
+      </w:pPr>
+      <w:r>
+        <w:t xml:space="preserve">R projects and</w:t>
+      </w:r>
+      <w:r>
+        <w:t xml:space="preserve"> </w:t>
+      </w:r>
+      <w:r>
+        <w:rPr>
+          <w:rStyle w:val="VerbatimChar"/>
+        </w:rPr>
+        <w:t xml:space="preserve">here()</w:t>
+      </w:r>
+    </w:p>
+    <w:p>
+      <w:pPr>
+        <w:pStyle w:val="Compact"/>
+        <w:numPr>
+          <w:ilvl w:val="0"/>
+          <w:numId w:val="1004"/>
+        </w:numPr>
+      </w:pPr>
+      <w:r>
+        <w:t xml:space="preserve">Organize each project into a folder on your computer.</w:t>
+      </w:r>
+    </w:p>
+    <w:p>
+      <w:pPr>
+        <w:pStyle w:val="Compact"/>
+        <w:numPr>
+          <w:ilvl w:val="0"/>
+          <w:numId w:val="1004"/>
+        </w:numPr>
+      </w:pPr>
+      <w:r>
+        <w:t xml:space="preserve">Make sure the top-level folder advertises itself as such. If you use RStudio and/or Git, those both leave characteristic files that do that.</w:t>
+      </w:r>
+    </w:p>
+    <w:p>
+      <w:pPr>
+        <w:pStyle w:val="Compact"/>
+        <w:numPr>
+          <w:ilvl w:val="0"/>
+          <w:numId w:val="1004"/>
+        </w:numPr>
+      </w:pPr>
+      <w:r>
+        <w:t xml:space="preserve">Use the</w:t>
+      </w:r>
+      <w:r>
+        <w:t xml:space="preserve"> </w:t>
+      </w:r>
+      <w:r>
+        <w:rPr>
+          <w:rStyle w:val="VerbatimChar"/>
+        </w:rPr>
+        <w:t xml:space="preserve">here()</w:t>
+      </w:r>
+      <w:r>
+        <w:t xml:space="preserve"> </w:t>
+      </w:r>
+      <w:r>
+        <w:t xml:space="preserve">function to build the path when you read or write a file, relative to the top-level directory.</w:t>
+      </w:r>
+    </w:p>
+    <w:p>
+      <w:pPr>
+        <w:pStyle w:val="Compact"/>
+        <w:numPr>
+          <w:ilvl w:val="0"/>
+          <w:numId w:val="1004"/>
+        </w:numPr>
+      </w:pPr>
+      <w:r>
+        <w:t xml:space="preserve">Whenever you work on this project, launch RStudio from the project’s top-level directory.</w:t>
+      </w:r>
+    </w:p>
+    <w:bookmarkEnd w:id="27"/>
+    <w:bookmarkStart w:id="28" w:name="tb-prevalence-in-iv-drug-users"/>
+    <w:p>
+      <w:pPr>
+        <w:pStyle w:val="Heading2"/>
+      </w:pPr>
+      <w:r>
+        <w:t xml:space="preserve">TB Prevalence in IV Drug Users</w:t>
+      </w:r>
+    </w:p>
+    <w:p>
+      <w:pPr>
+        <w:pStyle w:val="FirstParagraph"/>
+      </w:pPr>
+      <w:r>
+        <w:t xml:space="preserve">Suppose now that we are investigating factors affecting tuberculosis prevalence among intravenous drug users.</w:t>
+      </w:r>
+    </w:p>
+    <w:p>
+      <w:pPr>
+        <w:pStyle w:val="Compact"/>
+        <w:numPr>
+          <w:ilvl w:val="0"/>
+          <w:numId w:val="1005"/>
         </w:numPr>
       </w:pPr>
       <w:r>
@@ -332,7 +828,7 @@
         <w:pStyle w:val="Compact"/>
         <w:numPr>
           <w:ilvl w:val="1"/>
-          <w:numId w:val="1004"/>
+          <w:numId w:val="1006"/>
         </w:numPr>
       </w:pPr>
       <w:r>
@@ -344,90 +840,11 @@
         <w:pStyle w:val="Compact"/>
         <w:numPr>
           <w:ilvl w:val="0"/>
-          <w:numId w:val="1003"/>
-        </w:numPr>
-      </w:pPr>
-      <w:r>
-        <w:t xml:space="preserve">Among 161 drug users who deny sharing needles,</w:t>
-      </w:r>
-    </w:p>
-    <w:p>
-      <w:pPr>
-        <w:pStyle w:val="Compact"/>
-        <w:numPr>
-          <w:ilvl w:val="1"/>
           <w:numId w:val="1005"/>
         </w:numPr>
       </w:pPr>
       <w:r>
-        <w:t xml:space="preserve">28 (17.4%) had a positive test result.</w:t>
-      </w:r>
-    </w:p>
-    <w:p>
-      <w:pPr>
-        <w:pStyle w:val="FirstParagraph"/>
-      </w:pPr>
-      <w:r>
-        <w:t xml:space="preserve">What does the 2x2 table look like?</w:t>
-      </w:r>
-    </w:p>
-    <w:bookmarkEnd w:id="11"/>
-    <w:bookmarkStart w:id="12" w:name="tb-prevalence-in-iv-drug-users-1"/>
-    <w:p>
-      <w:pPr>
-        <w:pStyle w:val="Heading2"/>
-      </w:pPr>
-      <w:r>
-        <w:t xml:space="preserve">TB Prevalence In IV Drug Users</w:t>
-      </w:r>
-    </w:p>
-    <w:p>
-      <w:pPr>
-        <w:pStyle w:val="FirstParagraph"/>
-      </w:pPr>
-      <w:r>
-        <w:t xml:space="preserve">The 2x2 Table is…</w:t>
-      </w:r>
-    </w:p>
-    <w:p>
-      <w:pPr>
-        <w:pStyle w:val="SourceCode"/>
-      </w:pPr>
-      <w:r>
-        <w:rPr>
-          <w:rStyle w:val="VerbatimChar"/>
-        </w:rPr>
-        <w:t xml:space="preserve">             TB+   TB-</w:t>
-      </w:r>
-      <w:r>
-        <w:br/>
-      </w:r>
-      <w:r>
-        <w:rPr>
-          <w:rStyle w:val="VerbatimChar"/>
-        </w:rPr>
-        <w:t xml:space="preserve">    share     24    73</w:t>
-      </w:r>
-      <w:r>
-        <w:br/>
-      </w:r>
-      <w:r>
-        <w:rPr>
-          <w:rStyle w:val="VerbatimChar"/>
-        </w:rPr>
-        <w:t xml:space="preserve">    don't     28   133</w:t>
-      </w:r>
-    </w:p>
-    <w:p>
-      <w:pPr>
-        <w:pStyle w:val="Compact"/>
-        <w:numPr>
-          <w:ilvl w:val="0"/>
-          <w:numId w:val="1006"/>
-        </w:numPr>
-      </w:pPr>
-      <w:r>
-        <w:t xml:space="preserve">Standard Epidemiological Format</w:t>
+        <w:t xml:space="preserve">Among 161 drug users who deny sharing needles,</w:t>
       </w:r>
     </w:p>
     <w:p>
@@ -439,62 +856,25 @@
         </w:numPr>
       </w:pPr>
       <w:r>
-        <w:t xml:space="preserve">rows describe needle sharing</w:t>
-      </w:r>
-    </w:p>
-    <w:p>
-      <w:pPr>
-        <w:pStyle w:val="Compact"/>
-        <w:numPr>
-          <w:ilvl w:val="1"/>
-          <w:numId w:val="1007"/>
-        </w:numPr>
-      </w:pPr>
-      <w:r>
-        <w:t xml:space="preserve">columns describe TB test result</w:t>
-      </w:r>
-    </w:p>
-    <w:p>
-      <w:pPr>
-        <w:pStyle w:val="Compact"/>
-        <w:numPr>
-          <w:ilvl w:val="0"/>
-          <w:numId w:val="1006"/>
-        </w:numPr>
-      </w:pPr>
-      <w:r>
-        <w:t xml:space="preserve">people who share needles: 24 TB+, and 97-24 = 73 TB-</w:t>
-      </w:r>
-    </w:p>
-    <w:p>
-      <w:pPr>
-        <w:pStyle w:val="Compact"/>
-        <w:numPr>
-          <w:ilvl w:val="0"/>
-          <w:numId w:val="1006"/>
-        </w:numPr>
-      </w:pPr>
-      <w:r>
-        <w:t xml:space="preserve">people who don’t share: 28 TB+ and 161-28 = 133 TB-</w:t>
-      </w:r>
-    </w:p>
-    <w:bookmarkEnd w:id="12"/>
-    <w:bookmarkStart w:id="13" w:name="twobytwo-with-bayesian-augmentation"/>
+        <w:t xml:space="preserve">28 (17.4%) had a positive test result.</w:t>
+      </w:r>
+    </w:p>
+    <w:p>
+      <w:pPr>
+        <w:pStyle w:val="FirstParagraph"/>
+      </w:pPr>
+      <w:r>
+        <w:t xml:space="preserve">What does the 2x2 table look like?</w:t>
+      </w:r>
+    </w:p>
+    <w:bookmarkEnd w:id="28"/>
+    <w:bookmarkStart w:id="29" w:name="tb-prevalence-in-iv-drug-users-1"/>
     <w:p>
       <w:pPr>
         <w:pStyle w:val="Heading2"/>
       </w:pPr>
       <w:r>
-        <w:rPr>
-          <w:rStyle w:val="VerbatimChar"/>
-        </w:rPr>
-        <w:t xml:space="preserve">twobytwo</w:t>
-      </w:r>
-      <w:r>
-        <w:t xml:space="preserve"> </w:t>
-      </w:r>
-      <w:r>
-        <w:t xml:space="preserve">(with Bayesian Augmentation)</w:t>
+        <w:t xml:space="preserve">TB Prevalence In IV Drug Users</w:t>
       </w:r>
     </w:p>
     <w:p>
@@ -502,45 +882,7 @@
         <w:pStyle w:val="FirstParagraph"/>
       </w:pPr>
       <w:r>
-        <w:t xml:space="preserve">To start, we’ll test the null hypothesis that the population proportions of intravenous drug users who have a positive tuberculin skin test result are identical for those who share needles and those who do not.</w:t>
-      </w:r>
-    </w:p>
-    <w:p>
-      <w:pPr>
-        <w:pStyle w:val="BodyText"/>
-      </w:pPr>
-      <w:r>
-        <w:t xml:space="preserve">$$
-    H_0: \pi_{share} = \pi_{donotshare} \\
-    H_A: \pi_{share} \neq \pi_{donotshare}
-    $$</w:t>
-      </w:r>
-    </w:p>
-    <w:p>
-      <w:pPr>
-        <w:pStyle w:val="FirstParagraph"/>
-      </w:pPr>
-      <w:r>
-        <w:t xml:space="preserve">We’ll use the Bayesian augmentation.</w:t>
-      </w:r>
-    </w:p>
-    <w:bookmarkEnd w:id="13"/>
-    <w:bookmarkStart w:id="14" w:name="twobytwo-results-95-ci"/>
-    <w:p>
-      <w:pPr>
-        <w:pStyle w:val="Heading2"/>
-      </w:pPr>
-      <w:r>
-        <w:rPr>
-          <w:rStyle w:val="VerbatimChar"/>
-        </w:rPr>
-        <w:t xml:space="preserve">twobytwo</w:t>
-      </w:r>
-      <w:r>
-        <w:t xml:space="preserve"> </w:t>
-      </w:r>
-      <w:r>
-        <w:t xml:space="preserve">results (95% CI)</w:t>
+        <w:t xml:space="preserve">The 2x2 Table is…</w:t>
       </w:r>
     </w:p>
     <w:p>
@@ -549,357 +891,27 @@
       </w:pPr>
       <w:r>
         <w:rPr>
-          <w:rStyle w:val="FunctionTok"/>
-        </w:rPr>
-        <w:t xml:space="preserve">twobytwo</w:t>
-      </w:r>
-      <w:r>
-        <w:rPr>
-          <w:rStyle w:val="NormalTok"/>
-        </w:rPr>
-        <w:t xml:space="preserve">(</w:t>
-      </w:r>
-      <w:r>
-        <w:rPr>
-          <w:rStyle w:val="DecValTok"/>
-        </w:rPr>
-        <w:t xml:space="preserve">24</w:t>
-      </w:r>
-      <w:r>
-        <w:rPr>
-          <w:rStyle w:val="SpecialCharTok"/>
-        </w:rPr>
-        <w:t xml:space="preserve">+</w:t>
-      </w:r>
-      <w:r>
-        <w:rPr>
-          <w:rStyle w:val="DecValTok"/>
-        </w:rPr>
-        <w:t xml:space="preserve">2</w:t>
-      </w:r>
-      <w:r>
-        <w:rPr>
-          <w:rStyle w:val="NormalTok"/>
-        </w:rPr>
-        <w:t xml:space="preserve">, </w:t>
-      </w:r>
-      <w:r>
-        <w:rPr>
-          <w:rStyle w:val="DecValTok"/>
-        </w:rPr>
-        <w:t xml:space="preserve">73</w:t>
-      </w:r>
-      <w:r>
-        <w:rPr>
-          <w:rStyle w:val="SpecialCharTok"/>
-        </w:rPr>
-        <w:t xml:space="preserve">+</w:t>
-      </w:r>
-      <w:r>
-        <w:rPr>
-          <w:rStyle w:val="DecValTok"/>
-        </w:rPr>
-        <w:t xml:space="preserve">2</w:t>
-      </w:r>
-      <w:r>
-        <w:rPr>
-          <w:rStyle w:val="NormalTok"/>
-        </w:rPr>
-        <w:t xml:space="preserve">, </w:t>
-      </w:r>
-      <w:r>
-        <w:rPr>
-          <w:rStyle w:val="DecValTok"/>
-        </w:rPr>
-        <w:t xml:space="preserve">28</w:t>
-      </w:r>
-      <w:r>
-        <w:rPr>
-          <w:rStyle w:val="SpecialCharTok"/>
-        </w:rPr>
-        <w:t xml:space="preserve">+</w:t>
-      </w:r>
-      <w:r>
-        <w:rPr>
-          <w:rStyle w:val="DecValTok"/>
-        </w:rPr>
-        <w:t xml:space="preserve">2</w:t>
-      </w:r>
-      <w:r>
-        <w:rPr>
-          <w:rStyle w:val="NormalTok"/>
-        </w:rPr>
-        <w:t xml:space="preserve">, </w:t>
-      </w:r>
-      <w:r>
-        <w:rPr>
-          <w:rStyle w:val="DecValTok"/>
-        </w:rPr>
-        <w:t xml:space="preserve">133</w:t>
-      </w:r>
-      <w:r>
-        <w:rPr>
-          <w:rStyle w:val="SpecialCharTok"/>
-        </w:rPr>
-        <w:t xml:space="preserve">+</w:t>
-      </w:r>
-      <w:r>
-        <w:rPr>
-          <w:rStyle w:val="DecValTok"/>
-        </w:rPr>
-        <w:t xml:space="preserve">2</w:t>
-      </w:r>
-      <w:r>
-        <w:rPr>
-          <w:rStyle w:val="NormalTok"/>
-        </w:rPr>
-        <w:t xml:space="preserve">, </w:t>
-      </w:r>
-      <w:r>
-        <w:br/>
-      </w:r>
-      <w:r>
-        <w:rPr>
-          <w:rStyle w:val="NormalTok"/>
-        </w:rPr>
-        <w:t xml:space="preserve">         </w:t>
-      </w:r>
-      <w:r>
-        <w:rPr>
-          <w:rStyle w:val="StringTok"/>
-        </w:rPr>
-        <w:t xml:space="preserve">"Sharing"</w:t>
-      </w:r>
-      <w:r>
-        <w:rPr>
-          <w:rStyle w:val="NormalTok"/>
-        </w:rPr>
-        <w:t xml:space="preserve">, </w:t>
-      </w:r>
-      <w:r>
-        <w:rPr>
-          <w:rStyle w:val="StringTok"/>
-        </w:rPr>
-        <w:t xml:space="preserve">"Not Sharing"</w:t>
-      </w:r>
-      <w:r>
-        <w:rPr>
-          <w:rStyle w:val="NormalTok"/>
-        </w:rPr>
-        <w:t xml:space="preserve">, </w:t>
-      </w:r>
-      <w:r>
-        <w:br/>
-      </w:r>
-      <w:r>
-        <w:rPr>
-          <w:rStyle w:val="NormalTok"/>
-        </w:rPr>
-        <w:t xml:space="preserve">         </w:t>
-      </w:r>
-      <w:r>
-        <w:rPr>
-          <w:rStyle w:val="StringTok"/>
-        </w:rPr>
-        <w:t xml:space="preserve">"TB test+"</w:t>
-      </w:r>
-      <w:r>
-        <w:rPr>
-          <w:rStyle w:val="NormalTok"/>
-        </w:rPr>
-        <w:t xml:space="preserve">, </w:t>
-      </w:r>
-      <w:r>
-        <w:rPr>
-          <w:rStyle w:val="StringTok"/>
-        </w:rPr>
-        <w:t xml:space="preserve">"TB test-"</w:t>
-      </w:r>
-      <w:r>
-        <w:rPr>
-          <w:rStyle w:val="NormalTok"/>
-        </w:rPr>
-        <w:t xml:space="preserve">, </w:t>
-      </w:r>
-      <w:r>
-        <w:rPr>
-          <w:rStyle w:val="AttributeTok"/>
-        </w:rPr>
-        <w:t xml:space="preserve">conf.level =</w:t>
-      </w:r>
-      <w:r>
-        <w:rPr>
-          <w:rStyle w:val="NormalTok"/>
-        </w:rPr>
-        <w:t xml:space="preserve"> </w:t>
-      </w:r>
-      <w:r>
-        <w:rPr>
-          <w:rStyle w:val="FloatTok"/>
-        </w:rPr>
-        <w:t xml:space="preserve">0.95</w:t>
-      </w:r>
-      <w:r>
-        <w:rPr>
-          <w:rStyle w:val="NormalTok"/>
-        </w:rPr>
-        <w:t xml:space="preserve">)</w:t>
-      </w:r>
-    </w:p>
-    <w:p>
-      <w:pPr>
-        <w:pStyle w:val="SourceCode"/>
-      </w:pPr>
-      <w:r>
-        <w:rPr>
-          <w:rStyle w:val="VerbatimChar"/>
-        </w:rPr>
-        <w:t xml:space="preserve">2 by 2 table analysis: </w:t>
-      </w:r>
-      <w:r>
-        <w:br/>
-      </w:r>
-      <w:r>
-        <w:rPr>
-          <w:rStyle w:val="VerbatimChar"/>
-        </w:rPr>
-        <w:t xml:space="preserve">------------------------------------------------------ </w:t>
-      </w:r>
-      <w:r>
-        <w:br/>
-      </w:r>
-      <w:r>
-        <w:rPr>
-          <w:rStyle w:val="VerbatimChar"/>
-        </w:rPr>
-        <w:t xml:space="preserve">Outcome   : TB test+ </w:t>
-      </w:r>
-      <w:r>
-        <w:br/>
-      </w:r>
-      <w:r>
-        <w:rPr>
-          <w:rStyle w:val="VerbatimChar"/>
-        </w:rPr>
-        <w:t xml:space="preserve">Comparing : Sharing vs. Not Sharing </w:t>
-      </w:r>
-      <w:r>
-        <w:br/>
-      </w:r>
-      <w:r>
-        <w:br/>
-      </w:r>
-      <w:r>
-        <w:rPr>
-          <w:rStyle w:val="VerbatimChar"/>
-        </w:rPr>
-        <w:t xml:space="preserve">            TB test+ TB test-    P(TB test+) 95% conf. interval</w:t>
-      </w:r>
-      <w:r>
-        <w:br/>
-      </w:r>
-      <w:r>
-        <w:rPr>
-          <w:rStyle w:val="VerbatimChar"/>
-        </w:rPr>
-        <w:t xml:space="preserve">Sharing           26       75         0.2574    0.1816   0.3513</w:t>
-      </w:r>
-      <w:r>
-        <w:br/>
-      </w:r>
-      <w:r>
-        <w:rPr>
-          <w:rStyle w:val="VerbatimChar"/>
-        </w:rPr>
-        <w:t xml:space="preserve">Not Sharing       30      135         0.1818    0.1301   0.2482</w:t>
-      </w:r>
-      <w:r>
-        <w:br/>
-      </w:r>
-      <w:r>
-        <w:br/>
-      </w:r>
-      <w:r>
-        <w:rPr>
-          <w:rStyle w:val="VerbatimChar"/>
-        </w:rPr>
-        <w:t xml:space="preserve">                                   95% conf. interval</w:t>
-      </w:r>
-      <w:r>
-        <w:br/>
-      </w:r>
-      <w:r>
-        <w:rPr>
-          <w:rStyle w:val="VerbatimChar"/>
-        </w:rPr>
-        <w:t xml:space="preserve">             Relative Risk: 1.4158    0.8910   2.2498</w:t>
-      </w:r>
-      <w:r>
-        <w:br/>
-      </w:r>
-      <w:r>
-        <w:rPr>
-          <w:rStyle w:val="VerbatimChar"/>
-        </w:rPr>
-        <w:t xml:space="preserve">         Sample Odds Ratio: 1.5600    0.8594   2.8318</w:t>
-      </w:r>
-      <w:r>
-        <w:br/>
-      </w:r>
-      <w:r>
-        <w:rPr>
-          <w:rStyle w:val="VerbatimChar"/>
-        </w:rPr>
-        <w:t xml:space="preserve">Conditional MLE Odds Ratio: 1.5572    0.8189   2.9511</w:t>
-      </w:r>
-      <w:r>
-        <w:br/>
-      </w:r>
-      <w:r>
-        <w:rPr>
-          <w:rStyle w:val="VerbatimChar"/>
-        </w:rPr>
-        <w:t xml:space="preserve">    Probability difference: 0.0756   -0.0244   0.1819</w:t>
-      </w:r>
-      <w:r>
-        <w:br/>
-      </w:r>
-      <w:r>
-        <w:br/>
-      </w:r>
-      <w:r>
-        <w:rPr>
-          <w:rStyle w:val="VerbatimChar"/>
-        </w:rPr>
-        <w:t xml:space="preserve">             Exact P-value: 0.1638 </w:t>
-      </w:r>
-      <w:r>
-        <w:br/>
-      </w:r>
-      <w:r>
-        <w:rPr>
-          <w:rStyle w:val="VerbatimChar"/>
-        </w:rPr>
-        <w:t xml:space="preserve">        Asymptotic P-value: 0.1438 </w:t>
-      </w:r>
-      <w:r>
-        <w:br/>
-      </w:r>
-      <w:r>
-        <w:rPr>
-          <w:rStyle w:val="VerbatimChar"/>
-        </w:rPr>
-        <w:t xml:space="preserve">------------------------------------------------------</w:t>
-      </w:r>
-    </w:p>
-    <w:bookmarkEnd w:id="14"/>
-    <w:bookmarkStart w:id="15" w:name="change-to-90-confidence"/>
-    <w:p>
-      <w:pPr>
-        <w:pStyle w:val="Heading2"/>
-      </w:pPr>
-      <w:r>
-        <w:t xml:space="preserve">Change to 90% confidence?</w:t>
+          <w:rStyle w:val="VerbatimChar"/>
+        </w:rPr>
+        <w:t xml:space="preserve">             TB+   TB-</w:t>
+      </w:r>
+      <w:r>
+        <w:br/>
+      </w:r>
+      <w:r>
+        <w:rPr>
+          <w:rStyle w:val="VerbatimChar"/>
+        </w:rPr>
+        <w:t xml:space="preserve">    share     24    73</w:t>
+      </w:r>
+      <w:r>
+        <w:br/>
+      </w:r>
+      <w:r>
+        <w:rPr>
+          <w:rStyle w:val="VerbatimChar"/>
+        </w:rPr>
+        <w:t xml:space="preserve">    don't     28   133</w:t>
       </w:r>
     </w:p>
     <w:p>
@@ -911,6 +923,490 @@
         </w:numPr>
       </w:pPr>
       <w:r>
+        <w:t xml:space="preserve">Standard Epidemiological Format</w:t>
+      </w:r>
+    </w:p>
+    <w:p>
+      <w:pPr>
+        <w:pStyle w:val="Compact"/>
+        <w:numPr>
+          <w:ilvl w:val="1"/>
+          <w:numId w:val="1009"/>
+        </w:numPr>
+      </w:pPr>
+      <w:r>
+        <w:t xml:space="preserve">rows describe needle sharing</w:t>
+      </w:r>
+    </w:p>
+    <w:p>
+      <w:pPr>
+        <w:pStyle w:val="Compact"/>
+        <w:numPr>
+          <w:ilvl w:val="1"/>
+          <w:numId w:val="1009"/>
+        </w:numPr>
+      </w:pPr>
+      <w:r>
+        <w:t xml:space="preserve">columns describe TB test result</w:t>
+      </w:r>
+    </w:p>
+    <w:p>
+      <w:pPr>
+        <w:pStyle w:val="Compact"/>
+        <w:numPr>
+          <w:ilvl w:val="0"/>
+          <w:numId w:val="1008"/>
+        </w:numPr>
+      </w:pPr>
+      <w:r>
+        <w:t xml:space="preserve">people who share needles: 24 TB+, and 97-24 = 73 TB-</w:t>
+      </w:r>
+    </w:p>
+    <w:p>
+      <w:pPr>
+        <w:pStyle w:val="Compact"/>
+        <w:numPr>
+          <w:ilvl w:val="0"/>
+          <w:numId w:val="1008"/>
+        </w:numPr>
+      </w:pPr>
+      <w:r>
+        <w:t xml:space="preserve">people who don’t share: 28 TB+ and 161-28 = 133 TB-</w:t>
+      </w:r>
+    </w:p>
+    <w:bookmarkEnd w:id="29"/>
+    <w:bookmarkStart w:id="30" w:name="twobytwo-with-bayesian-augmentation"/>
+    <w:p>
+      <w:pPr>
+        <w:pStyle w:val="Heading2"/>
+      </w:pPr>
+      <w:r>
+        <w:rPr>
+          <w:rStyle w:val="VerbatimChar"/>
+        </w:rPr>
+        <w:t xml:space="preserve">twobytwo</w:t>
+      </w:r>
+      <w:r>
+        <w:t xml:space="preserve"> </w:t>
+      </w:r>
+      <w:r>
+        <w:t xml:space="preserve">(with Bayesian Augmentation)</w:t>
+      </w:r>
+    </w:p>
+    <w:p>
+      <w:pPr>
+        <w:pStyle w:val="FirstParagraph"/>
+      </w:pPr>
+      <w:r>
+        <w:t xml:space="preserve">To start, we’ll test the null hypothesis that the population proportions of intravenous drug users who have a positive tuberculin skin test result are identical for those who share needles and those who do not.</w:t>
+      </w:r>
+    </w:p>
+    <w:p>
+      <w:pPr>
+        <w:pStyle w:val="BodyText"/>
+      </w:pPr>
+      <w:r>
+        <w:t xml:space="preserve">$$
+    H_0: \pi_{share} = \pi_{donotshare} \\
+    H_A: \pi_{share} \neq \pi_{donotshare}
+    $$</w:t>
+      </w:r>
+    </w:p>
+    <w:p>
+      <w:pPr>
+        <w:pStyle w:val="FirstParagraph"/>
+      </w:pPr>
+      <w:r>
+        <w:t xml:space="preserve">We’ll use the Bayesian augmentation.</w:t>
+      </w:r>
+    </w:p>
+    <w:bookmarkEnd w:id="30"/>
+    <w:bookmarkStart w:id="31" w:name="twobytwo-results-95-ci"/>
+    <w:p>
+      <w:pPr>
+        <w:pStyle w:val="Heading2"/>
+      </w:pPr>
+      <w:r>
+        <w:rPr>
+          <w:rStyle w:val="VerbatimChar"/>
+        </w:rPr>
+        <w:t xml:space="preserve">twobytwo</w:t>
+      </w:r>
+      <w:r>
+        <w:t xml:space="preserve"> </w:t>
+      </w:r>
+      <w:r>
+        <w:t xml:space="preserve">results (95% CI)</w:t>
+      </w:r>
+    </w:p>
+    <w:p>
+      <w:pPr>
+        <w:pStyle w:val="SourceCode"/>
+      </w:pPr>
+      <w:r>
+        <w:rPr>
+          <w:rStyle w:val="FunctionTok"/>
+        </w:rPr>
+        <w:t xml:space="preserve">twobytwo</w:t>
+      </w:r>
+      <w:r>
+        <w:rPr>
+          <w:rStyle w:val="NormalTok"/>
+        </w:rPr>
+        <w:t xml:space="preserve">(</w:t>
+      </w:r>
+      <w:r>
+        <w:rPr>
+          <w:rStyle w:val="DecValTok"/>
+        </w:rPr>
+        <w:t xml:space="preserve">24</w:t>
+      </w:r>
+      <w:r>
+        <w:rPr>
+          <w:rStyle w:val="SpecialCharTok"/>
+        </w:rPr>
+        <w:t xml:space="preserve">+</w:t>
+      </w:r>
+      <w:r>
+        <w:rPr>
+          <w:rStyle w:val="DecValTok"/>
+        </w:rPr>
+        <w:t xml:space="preserve">2</w:t>
+      </w:r>
+      <w:r>
+        <w:rPr>
+          <w:rStyle w:val="NormalTok"/>
+        </w:rPr>
+        <w:t xml:space="preserve">, </w:t>
+      </w:r>
+      <w:r>
+        <w:rPr>
+          <w:rStyle w:val="DecValTok"/>
+        </w:rPr>
+        <w:t xml:space="preserve">73</w:t>
+      </w:r>
+      <w:r>
+        <w:rPr>
+          <w:rStyle w:val="SpecialCharTok"/>
+        </w:rPr>
+        <w:t xml:space="preserve">+</w:t>
+      </w:r>
+      <w:r>
+        <w:rPr>
+          <w:rStyle w:val="DecValTok"/>
+        </w:rPr>
+        <w:t xml:space="preserve">2</w:t>
+      </w:r>
+      <w:r>
+        <w:rPr>
+          <w:rStyle w:val="NormalTok"/>
+        </w:rPr>
+        <w:t xml:space="preserve">, </w:t>
+      </w:r>
+      <w:r>
+        <w:rPr>
+          <w:rStyle w:val="DecValTok"/>
+        </w:rPr>
+        <w:t xml:space="preserve">28</w:t>
+      </w:r>
+      <w:r>
+        <w:rPr>
+          <w:rStyle w:val="SpecialCharTok"/>
+        </w:rPr>
+        <w:t xml:space="preserve">+</w:t>
+      </w:r>
+      <w:r>
+        <w:rPr>
+          <w:rStyle w:val="DecValTok"/>
+        </w:rPr>
+        <w:t xml:space="preserve">2</w:t>
+      </w:r>
+      <w:r>
+        <w:rPr>
+          <w:rStyle w:val="NormalTok"/>
+        </w:rPr>
+        <w:t xml:space="preserve">, </w:t>
+      </w:r>
+      <w:r>
+        <w:rPr>
+          <w:rStyle w:val="DecValTok"/>
+        </w:rPr>
+        <w:t xml:space="preserve">133</w:t>
+      </w:r>
+      <w:r>
+        <w:rPr>
+          <w:rStyle w:val="SpecialCharTok"/>
+        </w:rPr>
+        <w:t xml:space="preserve">+</w:t>
+      </w:r>
+      <w:r>
+        <w:rPr>
+          <w:rStyle w:val="DecValTok"/>
+        </w:rPr>
+        <w:t xml:space="preserve">2</w:t>
+      </w:r>
+      <w:r>
+        <w:rPr>
+          <w:rStyle w:val="NormalTok"/>
+        </w:rPr>
+        <w:t xml:space="preserve">, </w:t>
+      </w:r>
+      <w:r>
+        <w:br/>
+      </w:r>
+      <w:r>
+        <w:rPr>
+          <w:rStyle w:val="NormalTok"/>
+        </w:rPr>
+        <w:t xml:space="preserve">         </w:t>
+      </w:r>
+      <w:r>
+        <w:rPr>
+          <w:rStyle w:val="StringTok"/>
+        </w:rPr>
+        <w:t xml:space="preserve">"Sharing"</w:t>
+      </w:r>
+      <w:r>
+        <w:rPr>
+          <w:rStyle w:val="NormalTok"/>
+        </w:rPr>
+        <w:t xml:space="preserve">, </w:t>
+      </w:r>
+      <w:r>
+        <w:rPr>
+          <w:rStyle w:val="StringTok"/>
+        </w:rPr>
+        <w:t xml:space="preserve">"Not Sharing"</w:t>
+      </w:r>
+      <w:r>
+        <w:rPr>
+          <w:rStyle w:val="NormalTok"/>
+        </w:rPr>
+        <w:t xml:space="preserve">, </w:t>
+      </w:r>
+      <w:r>
+        <w:br/>
+      </w:r>
+      <w:r>
+        <w:rPr>
+          <w:rStyle w:val="NormalTok"/>
+        </w:rPr>
+        <w:t xml:space="preserve">         </w:t>
+      </w:r>
+      <w:r>
+        <w:rPr>
+          <w:rStyle w:val="StringTok"/>
+        </w:rPr>
+        <w:t xml:space="preserve">"TB test+"</w:t>
+      </w:r>
+      <w:r>
+        <w:rPr>
+          <w:rStyle w:val="NormalTok"/>
+        </w:rPr>
+        <w:t xml:space="preserve">, </w:t>
+      </w:r>
+      <w:r>
+        <w:rPr>
+          <w:rStyle w:val="StringTok"/>
+        </w:rPr>
+        <w:t xml:space="preserve">"TB test-"</w:t>
+      </w:r>
+      <w:r>
+        <w:rPr>
+          <w:rStyle w:val="NormalTok"/>
+        </w:rPr>
+        <w:t xml:space="preserve">, </w:t>
+      </w:r>
+      <w:r>
+        <w:rPr>
+          <w:rStyle w:val="AttributeTok"/>
+        </w:rPr>
+        <w:t xml:space="preserve">conf.level =</w:t>
+      </w:r>
+      <w:r>
+        <w:rPr>
+          <w:rStyle w:val="NormalTok"/>
+        </w:rPr>
+        <w:t xml:space="preserve"> </w:t>
+      </w:r>
+      <w:r>
+        <w:rPr>
+          <w:rStyle w:val="FloatTok"/>
+        </w:rPr>
+        <w:t xml:space="preserve">0.95</w:t>
+      </w:r>
+      <w:r>
+        <w:rPr>
+          <w:rStyle w:val="NormalTok"/>
+        </w:rPr>
+        <w:t xml:space="preserve">)</w:t>
+      </w:r>
+    </w:p>
+    <w:p>
+      <w:pPr>
+        <w:pStyle w:val="SourceCode"/>
+      </w:pPr>
+      <w:r>
+        <w:rPr>
+          <w:rStyle w:val="VerbatimChar"/>
+        </w:rPr>
+        <w:t xml:space="preserve">2 by 2 table analysis: </w:t>
+      </w:r>
+      <w:r>
+        <w:br/>
+      </w:r>
+      <w:r>
+        <w:rPr>
+          <w:rStyle w:val="VerbatimChar"/>
+        </w:rPr>
+        <w:t xml:space="preserve">------------------------------------------------------ </w:t>
+      </w:r>
+      <w:r>
+        <w:br/>
+      </w:r>
+      <w:r>
+        <w:rPr>
+          <w:rStyle w:val="VerbatimChar"/>
+        </w:rPr>
+        <w:t xml:space="preserve">Outcome   : TB test+ </w:t>
+      </w:r>
+      <w:r>
+        <w:br/>
+      </w:r>
+      <w:r>
+        <w:rPr>
+          <w:rStyle w:val="VerbatimChar"/>
+        </w:rPr>
+        <w:t xml:space="preserve">Comparing : Sharing vs. Not Sharing </w:t>
+      </w:r>
+      <w:r>
+        <w:br/>
+      </w:r>
+      <w:r>
+        <w:br/>
+      </w:r>
+      <w:r>
+        <w:rPr>
+          <w:rStyle w:val="VerbatimChar"/>
+        </w:rPr>
+        <w:t xml:space="preserve">            TB test+ TB test-    P(TB test+) 95% conf. interval</w:t>
+      </w:r>
+      <w:r>
+        <w:br/>
+      </w:r>
+      <w:r>
+        <w:rPr>
+          <w:rStyle w:val="VerbatimChar"/>
+        </w:rPr>
+        <w:t xml:space="preserve">Sharing           26       75         0.2574    0.1816   0.3513</w:t>
+      </w:r>
+      <w:r>
+        <w:br/>
+      </w:r>
+      <w:r>
+        <w:rPr>
+          <w:rStyle w:val="VerbatimChar"/>
+        </w:rPr>
+        <w:t xml:space="preserve">Not Sharing       30      135         0.1818    0.1301   0.2482</w:t>
+      </w:r>
+      <w:r>
+        <w:br/>
+      </w:r>
+      <w:r>
+        <w:br/>
+      </w:r>
+      <w:r>
+        <w:rPr>
+          <w:rStyle w:val="VerbatimChar"/>
+        </w:rPr>
+        <w:t xml:space="preserve">                                   95% conf. interval</w:t>
+      </w:r>
+      <w:r>
+        <w:br/>
+      </w:r>
+      <w:r>
+        <w:rPr>
+          <w:rStyle w:val="VerbatimChar"/>
+        </w:rPr>
+        <w:t xml:space="preserve">             Relative Risk: 1.4158    0.8910   2.2498</w:t>
+      </w:r>
+      <w:r>
+        <w:br/>
+      </w:r>
+      <w:r>
+        <w:rPr>
+          <w:rStyle w:val="VerbatimChar"/>
+        </w:rPr>
+        <w:t xml:space="preserve">         Sample Odds Ratio: 1.5600    0.8594   2.8318</w:t>
+      </w:r>
+      <w:r>
+        <w:br/>
+      </w:r>
+      <w:r>
+        <w:rPr>
+          <w:rStyle w:val="VerbatimChar"/>
+        </w:rPr>
+        <w:t xml:space="preserve">Conditional MLE Odds Ratio: 1.5572    0.8189   2.9511</w:t>
+      </w:r>
+      <w:r>
+        <w:br/>
+      </w:r>
+      <w:r>
+        <w:rPr>
+          <w:rStyle w:val="VerbatimChar"/>
+        </w:rPr>
+        <w:t xml:space="preserve">    Probability difference: 0.0756   -0.0244   0.1819</w:t>
+      </w:r>
+      <w:r>
+        <w:br/>
+      </w:r>
+      <w:r>
+        <w:br/>
+      </w:r>
+      <w:r>
+        <w:rPr>
+          <w:rStyle w:val="VerbatimChar"/>
+        </w:rPr>
+        <w:t xml:space="preserve">             Exact P-value: 0.1638 </w:t>
+      </w:r>
+      <w:r>
+        <w:br/>
+      </w:r>
+      <w:r>
+        <w:rPr>
+          <w:rStyle w:val="VerbatimChar"/>
+        </w:rPr>
+        <w:t xml:space="preserve">        Asymptotic P-value: 0.1438 </w:t>
+      </w:r>
+      <w:r>
+        <w:br/>
+      </w:r>
+      <w:r>
+        <w:rPr>
+          <w:rStyle w:val="VerbatimChar"/>
+        </w:rPr>
+        <w:t xml:space="preserve">------------------------------------------------------</w:t>
+      </w:r>
+    </w:p>
+    <w:bookmarkEnd w:id="31"/>
+    <w:bookmarkStart w:id="32" w:name="change-to-90-confidence"/>
+    <w:p>
+      <w:pPr>
+        <w:pStyle w:val="Heading2"/>
+      </w:pPr>
+      <w:r>
+        <w:t xml:space="preserve">Change to 90% confidence?</w:t>
+      </w:r>
+    </w:p>
+    <w:p>
+      <w:pPr>
+        <w:pStyle w:val="Compact"/>
+        <w:numPr>
+          <w:ilvl w:val="0"/>
+          <w:numId w:val="1010"/>
+        </w:numPr>
+      </w:pPr>
+      <w:r>
         <w:t xml:space="preserve">What if we use a 90% confidence level instead?</w:t>
       </w:r>
     </w:p>
@@ -1060,8 +1556,8 @@
         <w:t xml:space="preserve">------------------------------------------------------</w:t>
       </w:r>
     </w:p>
-    <w:bookmarkEnd w:id="15"/>
-    <w:bookmarkStart w:id="48" w:name="larger-contingency-tables"/>
+    <w:bookmarkEnd w:id="32"/>
+    <w:bookmarkStart w:id="65" w:name="larger-contingency-tables"/>
     <w:p>
       <w:pPr>
         <w:pStyle w:val="Heading1"/>
@@ -1070,7 +1566,7 @@
         <w:t xml:space="preserve">Larger Contingency Tables</w:t>
       </w:r>
     </w:p>
-    <w:bookmarkStart w:id="16" w:name="a-2-times-3-contingency-table"/>
+    <w:bookmarkStart w:id="33" w:name="a-2-times-3-contingency-table"/>
     <w:p>
       <w:pPr>
         <w:pStyle w:val="Heading2"/>
@@ -1358,8 +1854,8 @@
         <w:t xml:space="preserve">Is there a meaningful association here?</w:t>
       </w:r>
     </w:p>
-    <w:bookmarkEnd w:id="16"/>
-    <w:bookmarkStart w:id="17" w:name="the-pearson-chi-square-test"/>
+    <w:bookmarkEnd w:id="33"/>
+    <w:bookmarkStart w:id="34" w:name="the-pearson-chi-square-test"/>
     <w:p>
       <w:pPr>
         <w:pStyle w:val="Heading2"/>
@@ -1373,7 +1869,7 @@
         <w:pStyle w:val="Compact"/>
         <w:numPr>
           <w:ilvl w:val="0"/>
-          <w:numId w:val="1009"/>
+          <w:numId w:val="1011"/>
         </w:numPr>
       </w:pPr>
       <m:oMath>
@@ -1399,7 +1895,7 @@
         <w:pStyle w:val="Compact"/>
         <w:numPr>
           <w:ilvl w:val="0"/>
-          <w:numId w:val="1009"/>
+          <w:numId w:val="1011"/>
         </w:numPr>
       </w:pPr>
       <m:oMath>
@@ -1451,8 +1947,8 @@
         <w:t xml:space="preserve">test assumes the null hypothesis is true (rows and columns are independent.) That is a model for our data. How does it work?</w:t>
       </w:r>
     </w:p>
-    <w:bookmarkEnd w:id="17"/>
-    <w:bookmarkStart w:id="18" w:name="calculating-chi-square"/>
+    <w:bookmarkEnd w:id="34"/>
+    <w:bookmarkStart w:id="35" w:name="calculating-chi-square"/>
     <w:p>
       <w:pPr>
         <w:pStyle w:val="Heading2"/>
@@ -1770,8 +2266,8 @@
         <w:t xml:space="preserve">The test needs to estimate the expected frequency in each of the six cells under the assumption of independence. If the rows and columns were independent, what is the expected count in the Active/None cell?</w:t>
       </w:r>
     </w:p>
-    <w:bookmarkEnd w:id="18"/>
-    <w:bookmarkStart w:id="19" w:name="the-independence-model"/>
+    <w:bookmarkEnd w:id="35"/>
+    <w:bookmarkStart w:id="36" w:name="the-independence-model"/>
     <w:p>
       <w:pPr>
         <w:pStyle w:val="Heading2"/>
@@ -2090,7 +2586,7 @@
         <w:pStyle w:val="Compact"/>
         <w:numPr>
           <w:ilvl w:val="0"/>
-          <w:numId w:val="1010"/>
+          <w:numId w:val="1012"/>
         </w:numPr>
       </w:pPr>
       <w:r>
@@ -2108,7 +2604,7 @@
         <w:pStyle w:val="Compact"/>
         <w:numPr>
           <w:ilvl w:val="1"/>
-          <w:numId w:val="1011"/>
+          <w:numId w:val="1013"/>
         </w:numPr>
       </w:pPr>
       <w:r>
@@ -2120,7 +2616,7 @@
         <w:pStyle w:val="Compact"/>
         <w:numPr>
           <w:ilvl w:val="0"/>
-          <w:numId w:val="1010"/>
+          <w:numId w:val="1012"/>
         </w:numPr>
       </w:pPr>
       <w:r>
@@ -2151,8 +2647,8 @@
         <w:t xml:space="preserve">response in each group.</w:t>
       </w:r>
     </w:p>
-    <w:bookmarkEnd w:id="19"/>
-    <w:bookmarkStart w:id="20" w:name="observed-expected-cell-counts"/>
+    <w:bookmarkEnd w:id="36"/>
+    <w:bookmarkStart w:id="37" w:name="observed-expected-cell-counts"/>
     <w:p>
       <w:pPr>
         <w:pStyle w:val="Heading2"/>
@@ -2532,8 +3028,8 @@
         </w:tc>
       </w:tr>
     </w:tbl>
-    <w:bookmarkEnd w:id="20"/>
-    <w:bookmarkStart w:id="21" w:name="X34ab5b9805ea4e76e4ebc1a2a2ed6b676103c30"/>
+    <w:bookmarkEnd w:id="37"/>
+    <w:bookmarkStart w:id="38" w:name="X34ab5b9805ea4e76e4ebc1a2a2ed6b676103c30"/>
     <w:p>
       <w:pPr>
         <w:pStyle w:val="Heading2"/>
@@ -2611,8 +3107,8 @@
         <w:t xml:space="preserve">This assumes that the independence model holds: the probability of being in a particular column is exactly the same in each row, and vice versa.</w:t>
       </w:r>
     </w:p>
-    <w:bookmarkEnd w:id="21"/>
-    <w:bookmarkStart w:id="22" w:name="chi-square-assumptions"/>
+    <w:bookmarkEnd w:id="38"/>
+    <w:bookmarkStart w:id="39" w:name="chi-square-assumptions"/>
     <w:p>
       <w:pPr>
         <w:pStyle w:val="Heading2"/>
@@ -2626,7 +3122,7 @@
         <w:pStyle w:val="Compact"/>
         <w:numPr>
           <w:ilvl w:val="0"/>
-          <w:numId w:val="1012"/>
+          <w:numId w:val="1014"/>
         </w:numPr>
       </w:pPr>
       <w:r>
@@ -2677,7 +3173,7 @@
         <w:pStyle w:val="Compact"/>
         <w:numPr>
           <w:ilvl w:val="0"/>
-          <w:numId w:val="1012"/>
+          <w:numId w:val="1014"/>
         </w:numPr>
       </w:pPr>
       <w:r>
@@ -2721,15 +3217,15 @@
         <w:pStyle w:val="Compact"/>
         <w:numPr>
           <w:ilvl w:val="0"/>
-          <w:numId w:val="1012"/>
+          <w:numId w:val="1014"/>
         </w:numPr>
       </w:pPr>
       <w:r>
         <w:t xml:space="preserve">Miss the standards? Consider collapsing categories.</w:t>
       </w:r>
     </w:p>
-    <w:bookmarkEnd w:id="22"/>
-    <w:bookmarkStart w:id="23" w:name="observed-expected-cell-counts-again"/>
+    <w:bookmarkEnd w:id="39"/>
+    <w:bookmarkStart w:id="40" w:name="observed-expected-cell-counts-again"/>
     <w:p>
       <w:pPr>
         <w:pStyle w:val="Heading2"/>
@@ -3078,15 +3574,15 @@
         <w:pStyle w:val="Compact"/>
         <w:numPr>
           <w:ilvl w:val="0"/>
-          <w:numId w:val="1013"/>
+          <w:numId w:val="1015"/>
         </w:numPr>
       </w:pPr>
       <w:r>
         <w:t xml:space="preserve">Do we meet the Cochran conditions in this case?</w:t>
       </w:r>
     </w:p>
-    <w:bookmarkEnd w:id="23"/>
-    <w:bookmarkStart w:id="24" w:name="getting-the-table-into-r"/>
+    <w:bookmarkEnd w:id="40"/>
+    <w:bookmarkStart w:id="41" w:name="getting-the-table-into-r"/>
     <w:p>
       <w:pPr>
         <w:pStyle w:val="Heading2"/>
@@ -3513,8 +4009,8 @@
         <w:t xml:space="preserve">X-squared = 4.0598, df = 2, p-value = 0.1313</w:t>
       </w:r>
     </w:p>
-    <w:bookmarkEnd w:id="24"/>
-    <w:bookmarkStart w:id="25" w:name="chi-square-test-results-in-r"/>
+    <w:bookmarkEnd w:id="41"/>
+    <w:bookmarkStart w:id="42" w:name="chi-square-test-results-in-r"/>
     <w:p>
       <w:pPr>
         <w:pStyle w:val="Heading2"/>
@@ -3528,7 +4024,7 @@
         <w:pStyle w:val="Compact"/>
         <w:numPr>
           <w:ilvl w:val="0"/>
-          <w:numId w:val="1014"/>
+          <w:numId w:val="1016"/>
         </w:numPr>
       </w:pPr>
       <m:oMath>
@@ -3554,7 +4050,7 @@
         <w:pStyle w:val="Compact"/>
         <w:numPr>
           <w:ilvl w:val="1"/>
-          <w:numId w:val="1015"/>
+          <w:numId w:val="1017"/>
         </w:numPr>
       </w:pPr>
       <w:r>
@@ -3576,7 +4072,7 @@
         <w:pStyle w:val="Compact"/>
         <w:numPr>
           <w:ilvl w:val="0"/>
-          <w:numId w:val="1014"/>
+          <w:numId w:val="1016"/>
         </w:numPr>
       </w:pPr>
       <m:oMath>
@@ -3602,7 +4098,7 @@
         <w:pStyle w:val="Compact"/>
         <w:numPr>
           <w:ilvl w:val="1"/>
-          <w:numId w:val="1016"/>
+          <w:numId w:val="1018"/>
         </w:numPr>
       </w:pPr>
       <w:r>
@@ -3627,7 +4123,7 @@
         <w:pStyle w:val="Compact"/>
         <w:numPr>
           <w:ilvl w:val="0"/>
-          <w:numId w:val="1014"/>
+          <w:numId w:val="1016"/>
         </w:numPr>
       </w:pPr>
       <w:r>
@@ -3681,8 +4177,8 @@
         <w:t xml:space="preserve">What is the conclusion?</w:t>
       </w:r>
     </w:p>
-    <w:bookmarkEnd w:id="25"/>
-    <w:bookmarkStart w:id="26" w:name="does-sample-size-affect-chi2"/>
+    <w:bookmarkEnd w:id="42"/>
+    <w:bookmarkStart w:id="43" w:name="does-sample-size-affect-chi2"/>
     <w:p>
       <w:pPr>
         <w:pStyle w:val="Heading2"/>
@@ -3716,7 +4212,7 @@
         <w:pStyle w:val="Compact"/>
         <w:numPr>
           <w:ilvl w:val="0"/>
-          <w:numId w:val="1017"/>
+          <w:numId w:val="1019"/>
         </w:numPr>
       </w:pPr>
       <w:r>
@@ -3767,7 +4263,7 @@
         <w:pStyle w:val="Compact"/>
         <w:numPr>
           <w:ilvl w:val="0"/>
-          <w:numId w:val="1017"/>
+          <w:numId w:val="1019"/>
         </w:numPr>
       </w:pPr>
       <w:r>
@@ -3899,8 +4395,8 @@
         <w:t xml:space="preserve">X-squared = 8.1197, df = 2, p-value = 0.01725</w:t>
       </w:r>
     </w:p>
-    <w:bookmarkEnd w:id="26"/>
-    <w:bookmarkStart w:id="27" w:name="fishers-exact-test-instead"/>
+    <w:bookmarkEnd w:id="43"/>
+    <w:bookmarkStart w:id="44" w:name="fishers-exact-test-instead"/>
     <w:p>
       <w:pPr>
         <w:pStyle w:val="Heading2"/>
@@ -3983,15 +4479,15 @@
         <w:pStyle w:val="Compact"/>
         <w:numPr>
           <w:ilvl w:val="0"/>
-          <w:numId w:val="1018"/>
+          <w:numId w:val="1020"/>
         </w:numPr>
       </w:pPr>
       <w:r>
         <w:t xml:space="preserve">Intended for small-ish square tables, with the same number of rows as columns.</w:t>
       </w:r>
     </w:p>
-    <w:bookmarkEnd w:id="27"/>
-    <w:bookmarkStart w:id="28" w:name="returning-to-the-dm464-data"/>
+    <w:bookmarkEnd w:id="44"/>
+    <w:bookmarkStart w:id="45" w:name="returning-to-the-dm464-data"/>
     <w:p>
       <w:pPr>
         <w:pStyle w:val="Heading2"/>
@@ -4005,7 +4501,7 @@
         <w:pStyle w:val="Compact"/>
         <w:numPr>
           <w:ilvl w:val="0"/>
-          <w:numId w:val="1019"/>
+          <w:numId w:val="1021"/>
         </w:numPr>
       </w:pPr>
       <w:r>
@@ -4433,8 +4929,8 @@
         <w:t xml:space="preserve">   Total      193         61      210   464</w:t>
       </w:r>
     </w:p>
-    <w:bookmarkEnd w:id="28"/>
-    <w:bookmarkStart w:id="32" w:name="dm12-bar-plots-with-counts"/>
+    <w:bookmarkEnd w:id="45"/>
+    <w:bookmarkStart w:id="49" w:name="dm12-bar-plots-with-counts"/>
     <w:p>
       <w:pPr>
         <w:pStyle w:val="Heading2"/>
@@ -5185,18 +5681,18 @@
           <wp:inline>
             <wp:extent cx="4620126" cy="3696101"/>
             <wp:effectExtent b="0" l="0" r="0" t="0"/>
-            <wp:docPr descr="" title="" id="30" name="Picture"/>
+            <wp:docPr descr="" title="" id="47" name="Picture"/>
             <a:graphic>
               <a:graphicData uri="http://schemas.openxmlformats.org/drawingml/2006/picture">
                 <pic:pic>
                   <pic:nvPicPr>
-                    <pic:cNvPr descr="class13w_files/figure-docx/unnamed-chunk-9-1.png" id="31" name="Picture"/>
+                    <pic:cNvPr descr="class13w_files/figure-docx/unnamed-chunk-11-1.png" id="48" name="Picture"/>
                     <pic:cNvPicPr>
                       <a:picLocks noChangeArrowheads="1" noChangeAspect="1"/>
                     </pic:cNvPicPr>
                   </pic:nvPicPr>
                   <pic:blipFill>
-                    <a:blip r:embed="rId29"/>
+                    <a:blip r:embed="rId46"/>
                     <a:stretch>
                       <a:fillRect/>
                     </a:stretch>
@@ -5223,8 +5719,8 @@
         </w:drawing>
       </w:r>
     </w:p>
-    <w:bookmarkEnd w:id="32"/>
-    <w:bookmarkStart w:id="33" w:name="a-3-times-3-table-with-the-dm12-data"/>
+    <w:bookmarkEnd w:id="49"/>
+    <w:bookmarkStart w:id="50" w:name="a-3-times-3-table-with-the-dm12-data"/>
     <w:p>
       <w:pPr>
         <w:pStyle w:val="Heading2"/>
@@ -5437,8 +5933,8 @@
         <w:t xml:space="preserve">      Total     117    186   161   464</w:t>
       </w:r>
     </w:p>
-    <w:bookmarkEnd w:id="33"/>
-    <w:bookmarkStart w:id="37" w:name="plotting-a-cross-tabulation"/>
+    <w:bookmarkEnd w:id="50"/>
+    <w:bookmarkStart w:id="54" w:name="plotting-a-cross-tabulation"/>
     <w:p>
       <w:pPr>
         <w:pStyle w:val="Heading2"/>
@@ -5536,18 +6032,18 @@
           <wp:inline>
             <wp:extent cx="4620126" cy="3696101"/>
             <wp:effectExtent b="0" l="0" r="0" t="0"/>
-            <wp:docPr descr="" title="" id="35" name="Picture"/>
+            <wp:docPr descr="" title="" id="52" name="Picture"/>
             <a:graphic>
               <a:graphicData uri="http://schemas.openxmlformats.org/drawingml/2006/picture">
                 <pic:pic>
                   <pic:nvPicPr>
-                    <pic:cNvPr descr="class13w_files/figure-docx/unnamed-chunk-11-1.png" id="36" name="Picture"/>
+                    <pic:cNvPr descr="class13w_files/figure-docx/unnamed-chunk-13-1.png" id="53" name="Picture"/>
                     <pic:cNvPicPr>
                       <a:picLocks noChangeArrowheads="1" noChangeAspect="1"/>
                     </pic:cNvPicPr>
                   </pic:nvPicPr>
                   <pic:blipFill>
-                    <a:blip r:embed="rId34"/>
+                    <a:blip r:embed="rId51"/>
                     <a:stretch>
                       <a:fillRect/>
                     </a:stretch>
@@ -5574,8 +6070,8 @@
         </w:drawing>
       </w:r>
     </w:p>
-    <w:bookmarkEnd w:id="37"/>
-    <w:bookmarkStart w:id="41" w:name="tobacco-bar-chart-faceted-by-insurance"/>
+    <w:bookmarkEnd w:id="54"/>
+    <w:bookmarkStart w:id="58" w:name="tobacco-bar-chart-faceted-by-insurance"/>
     <w:p>
       <w:pPr>
         <w:pStyle w:val="Heading2"/>
@@ -5958,18 +6454,18 @@
           <wp:inline>
             <wp:extent cx="4620126" cy="3696101"/>
             <wp:effectExtent b="0" l="0" r="0" t="0"/>
-            <wp:docPr descr="" title="" id="39" name="Picture"/>
+            <wp:docPr descr="" title="" id="56" name="Picture"/>
             <a:graphic>
               <a:graphicData uri="http://schemas.openxmlformats.org/drawingml/2006/picture">
                 <pic:pic>
                   <pic:nvPicPr>
-                    <pic:cNvPr descr="class13w_files/figure-docx/unnamed-chunk-12-1.png" id="40" name="Picture"/>
+                    <pic:cNvPr descr="class13w_files/figure-docx/unnamed-chunk-14-1.png" id="57" name="Picture"/>
                     <pic:cNvPicPr>
                       <a:picLocks noChangeArrowheads="1" noChangeAspect="1"/>
                     </pic:cNvPicPr>
                   </pic:nvPicPr>
                   <pic:blipFill>
-                    <a:blip r:embed="rId38"/>
+                    <a:blip r:embed="rId55"/>
                     <a:stretch>
                       <a:fillRect/>
                     </a:stretch>
@@ -5996,8 +6492,8 @@
         </w:drawing>
       </w:r>
     </w:p>
-    <w:bookmarkEnd w:id="41"/>
-    <w:bookmarkStart w:id="42" w:name="dm12-tobacco-and-insurance"/>
+    <w:bookmarkEnd w:id="58"/>
+    <w:bookmarkStart w:id="59" w:name="dm12-tobacco-and-insurance"/>
     <w:p>
       <w:pPr>
         <w:pStyle w:val="Heading2"/>
@@ -6020,7 +6516,7 @@
         <w:pStyle w:val="Compact"/>
         <w:numPr>
           <w:ilvl w:val="0"/>
-          <w:numId w:val="1020"/>
+          <w:numId w:val="1022"/>
         </w:numPr>
       </w:pPr>
       <m:oMath>
@@ -6046,7 +6542,7 @@
         <w:pStyle w:val="Compact"/>
         <w:numPr>
           <w:ilvl w:val="0"/>
-          <w:numId w:val="1020"/>
+          <w:numId w:val="1022"/>
         </w:numPr>
       </w:pPr>
       <m:oMath>
@@ -6169,8 +6665,8 @@
         <w:t xml:space="preserve">Can we check our expected frequencies?</w:t>
       </w:r>
     </w:p>
-    <w:bookmarkEnd w:id="42"/>
-    <w:bookmarkStart w:id="43" w:name="checking-expected-frequencies"/>
+    <w:bookmarkEnd w:id="59"/>
+    <w:bookmarkStart w:id="60" w:name="checking-expected-frequencies"/>
     <w:p>
       <w:pPr>
         <w:pStyle w:val="Heading2"/>
@@ -6381,8 +6877,8 @@
         <w:t xml:space="preserve">Any problems with Cochran conditions?</w:t>
       </w:r>
     </w:p>
-    <w:bookmarkEnd w:id="43"/>
-    <w:bookmarkStart w:id="47" w:name="mosaic-plot-for-cross-tabulation"/>
+    <w:bookmarkEnd w:id="60"/>
+    <w:bookmarkStart w:id="64" w:name="mosaic-plot-for-cross-tabulation"/>
     <w:p>
       <w:pPr>
         <w:pStyle w:val="Heading2"/>
@@ -6497,18 +6993,18 @@
           <wp:inline>
             <wp:extent cx="4620126" cy="3696101"/>
             <wp:effectExtent b="0" l="0" r="0" t="0"/>
-            <wp:docPr descr="" title="" id="45" name="Picture"/>
+            <wp:docPr descr="" title="" id="62" name="Picture"/>
             <a:graphic>
               <a:graphicData uri="http://schemas.openxmlformats.org/drawingml/2006/picture">
                 <pic:pic>
                   <pic:nvPicPr>
-                    <pic:cNvPr descr="class13w_files/figure-docx/unnamed-chunk-15-1.png" id="46" name="Picture"/>
+                    <pic:cNvPr descr="class13w_files/figure-docx/unnamed-chunk-17-1.png" id="63" name="Picture"/>
                     <pic:cNvPicPr>
                       <a:picLocks noChangeArrowheads="1" noChangeAspect="1"/>
                     </pic:cNvPicPr>
                   </pic:nvPicPr>
                   <pic:blipFill>
-                    <a:blip r:embed="rId44"/>
+                    <a:blip r:embed="rId61"/>
                     <a:stretch>
                       <a:fillRect/>
                     </a:stretch>
@@ -6535,9 +7031,9 @@
         </w:drawing>
       </w:r>
     </w:p>
-    <w:bookmarkEnd w:id="47"/>
-    <w:bookmarkEnd w:id="48"/>
-    <w:bookmarkStart w:id="50" w:name="X1fafd94343da304433471de2b7f53ccacb723bd"/>
+    <w:bookmarkEnd w:id="64"/>
+    <w:bookmarkEnd w:id="65"/>
+    <w:bookmarkStart w:id="67" w:name="X1fafd94343da304433471de2b7f53ccacb723bd"/>
     <w:p>
       <w:pPr>
         <w:pStyle w:val="Heading1"/>
@@ -6546,7 +7042,7 @@
         <w:t xml:space="preserve">To Favorite Movies (after a Standing Break)</w:t>
       </w:r>
     </w:p>
-    <w:bookmarkStart w:id="49" w:name="session-information"/>
+    <w:bookmarkStart w:id="66" w:name="session-information"/>
     <w:p>
       <w:pPr>
         <w:pStyle w:val="Heading2"/>
@@ -6850,290 +7346,290 @@
         <w:rPr>
           <w:rStyle w:val="VerbatimChar"/>
         </w:rPr>
-        <w:t xml:space="preserve">  highr_0.12             hms_1.1.4              htmltools_0.5.9       </w:t>
-      </w:r>
-      <w:r>
-        <w:br/>
-      </w:r>
-      <w:r>
-        <w:rPr>
-          <w:rStyle w:val="VerbatimChar"/>
-        </w:rPr>
-        <w:t xml:space="preserve">  httr_1.4.9             ids_1.0.1              insight_1.5.4         </w:t>
-      </w:r>
-      <w:r>
-        <w:br/>
-      </w:r>
-      <w:r>
-        <w:rPr>
-          <w:rStyle w:val="VerbatimChar"/>
-        </w:rPr>
-        <w:t xml:space="preserve">  isoband_0.3.0          janitor_2.2.1          jquerylib_0.1.4       </w:t>
-      </w:r>
-      <w:r>
-        <w:br/>
-      </w:r>
-      <w:r>
-        <w:rPr>
-          <w:rStyle w:val="VerbatimChar"/>
-        </w:rPr>
-        <w:t xml:space="preserve">  jsonlite_2.0.0         knitr_1.52             labeling_0.4.3        </w:t>
-      </w:r>
-      <w:r>
-        <w:br/>
-      </w:r>
-      <w:r>
-        <w:rPr>
-          <w:rStyle w:val="VerbatimChar"/>
-        </w:rPr>
-        <w:t xml:space="preserve">  lattice_0.23-1         lifecycle_1.0.5        lubridate_1.9.5       </w:t>
-      </w:r>
-      <w:r>
-        <w:br/>
-      </w:r>
-      <w:r>
-        <w:rPr>
-          <w:rStyle w:val="VerbatimChar"/>
-        </w:rPr>
-        <w:t xml:space="preserve">  magrittr_2.0.5         MASS_7.3-66            Matrix_1.7-6          </w:t>
-      </w:r>
-      <w:r>
-        <w:br/>
-      </w:r>
-      <w:r>
-        <w:rPr>
-          <w:rStyle w:val="VerbatimChar"/>
-        </w:rPr>
-        <w:t xml:space="preserve">  memoise_2.0.1          methods_4.6.1          mgcv_1.9-4            </w:t>
-      </w:r>
-      <w:r>
-        <w:br/>
-      </w:r>
-      <w:r>
-        <w:rPr>
-          <w:rStyle w:val="VerbatimChar"/>
-        </w:rPr>
-        <w:t xml:space="preserve">  mime_0.13              modelbased_0.17.0      modelr_0.1.11         </w:t>
-      </w:r>
-      <w:r>
-        <w:br/>
-      </w:r>
-      <w:r>
-        <w:rPr>
-          <w:rStyle w:val="VerbatimChar"/>
-        </w:rPr>
-        <w:t xml:space="preserve">  multcomp_1.4-32        mvtnorm_1.4-2          nlme_3.1-171          </w:t>
-      </w:r>
-      <w:r>
-        <w:br/>
-      </w:r>
-      <w:r>
-        <w:rPr>
-          <w:rStyle w:val="VerbatimChar"/>
-        </w:rPr>
-        <w:t xml:space="preserve">  numDeriv_2016.8-1.1    openssl_2.4.2          otel_0.2.0            </w:t>
-      </w:r>
-      <w:r>
-        <w:br/>
-      </w:r>
-      <w:r>
-        <w:rPr>
-          <w:rStyle w:val="VerbatimChar"/>
-        </w:rPr>
-        <w:t xml:space="preserve">  parallel_4.6.1         parameters_0.29.3      patchwork_1.3.2       </w:t>
-      </w:r>
-      <w:r>
-        <w:br/>
-      </w:r>
-      <w:r>
-        <w:rPr>
-          <w:rStyle w:val="VerbatimChar"/>
-        </w:rPr>
-        <w:t xml:space="preserve">  performance_0.18.2     pillar_1.11.1          pkgconfig_2.0.3       </w:t>
-      </w:r>
-      <w:r>
-        <w:br/>
-      </w:r>
-      <w:r>
-        <w:rPr>
-          <w:rStyle w:val="VerbatimChar"/>
-        </w:rPr>
-        <w:t xml:space="preserve">  plyr_1.8.9             prettyunits_1.2.0      processx_3.9.0        </w:t>
-      </w:r>
-      <w:r>
-        <w:br/>
-      </w:r>
-      <w:r>
-        <w:rPr>
-          <w:rStyle w:val="VerbatimChar"/>
-        </w:rPr>
-        <w:t xml:space="preserve">  progress_1.2.3         ps_1.9.3               purrr_1.2.2           </w:t>
-      </w:r>
-      <w:r>
-        <w:br/>
-      </w:r>
-      <w:r>
-        <w:rPr>
-          <w:rStyle w:val="VerbatimChar"/>
-        </w:rPr>
-        <w:t xml:space="preserve">  R6_2.6.1               ragg_1.5.2             rappdirs_0.3.4        </w:t>
-      </w:r>
-      <w:r>
-        <w:br/>
-      </w:r>
-      <w:r>
-        <w:rPr>
-          <w:rStyle w:val="VerbatimChar"/>
-        </w:rPr>
-        <w:t xml:space="preserve">  RColorBrewer_1.1-3     Rcpp_1.1.2             RcppArmadillo_15.6.0.1</w:t>
-      </w:r>
-      <w:r>
-        <w:br/>
-      </w:r>
-      <w:r>
-        <w:rPr>
-          <w:rStyle w:val="VerbatimChar"/>
-        </w:rPr>
-        <w:t xml:space="preserve">  readr_2.2.0            readxl_1.5.0           rematch_2.0.0         </w:t>
-      </w:r>
-      <w:r>
-        <w:br/>
-      </w:r>
-      <w:r>
-        <w:rPr>
-          <w:rStyle w:val="VerbatimChar"/>
-        </w:rPr>
-        <w:t xml:space="preserve">  rematch2_2.1.2         report_0.6.4           reprex_2.1.1          </w:t>
-      </w:r>
-      <w:r>
-        <w:br/>
-      </w:r>
-      <w:r>
-        <w:rPr>
-          <w:rStyle w:val="VerbatimChar"/>
-        </w:rPr>
-        <w:t xml:space="preserve">  rlang_1.3.0            rmarkdown_2.32         rstudioapi_0.19.0     </w:t>
-      </w:r>
-      <w:r>
-        <w:br/>
-      </w:r>
-      <w:r>
-        <w:rPr>
-          <w:rStyle w:val="VerbatimChar"/>
-        </w:rPr>
-        <w:t xml:space="preserve">  rvest_1.0.5            S7_0.2.2               sandwich_3.1-3        </w:t>
-      </w:r>
-      <w:r>
-        <w:br/>
-      </w:r>
-      <w:r>
-        <w:rPr>
-          <w:rStyle w:val="VerbatimChar"/>
-        </w:rPr>
-        <w:t xml:space="preserve">  sass_0.4.10            scales_1.4.0           see_0.14.2            </w:t>
-      </w:r>
-      <w:r>
-        <w:br/>
-      </w:r>
-      <w:r>
-        <w:rPr>
-          <w:rStyle w:val="VerbatimChar"/>
-        </w:rPr>
-        <w:t xml:space="preserve">  selectr_0.7.0          snakecase_0.11.1       splines_4.6.1         </w:t>
-      </w:r>
-      <w:r>
-        <w:br/>
-      </w:r>
-      <w:r>
-        <w:rPr>
-          <w:rStyle w:val="VerbatimChar"/>
-        </w:rPr>
-        <w:t xml:space="preserve">  stats_4.6.1            stringi_1.8.9          stringr_1.6.0         </w:t>
-      </w:r>
-      <w:r>
-        <w:br/>
-      </w:r>
-      <w:r>
-        <w:rPr>
-          <w:rStyle w:val="VerbatimChar"/>
-        </w:rPr>
-        <w:t xml:space="preserve">  survival_3.8-12        sys_3.4.3              systemfonts_1.3.2     </w:t>
-      </w:r>
-      <w:r>
-        <w:br/>
-      </w:r>
-      <w:r>
-        <w:rPr>
-          <w:rStyle w:val="VerbatimChar"/>
-        </w:rPr>
-        <w:t xml:space="preserve">  textshaping_1.0.5      TH.data_1.1-5          tibble_3.3.1          </w:t>
-      </w:r>
-      <w:r>
-        <w:br/>
-      </w:r>
-      <w:r>
-        <w:rPr>
-          <w:rStyle w:val="VerbatimChar"/>
-        </w:rPr>
-        <w:t xml:space="preserve">  tidyr_1.3.2            tidyselect_1.2.1       tidyverse_2.0.0       </w:t>
-      </w:r>
-      <w:r>
-        <w:br/>
-      </w:r>
-      <w:r>
-        <w:rPr>
-          <w:rStyle w:val="VerbatimChar"/>
-        </w:rPr>
-        <w:t xml:space="preserve">  timechange_0.4.0       tinytex_0.61           tools_4.6.1           </w:t>
-      </w:r>
-      <w:r>
-        <w:br/>
-      </w:r>
-      <w:r>
-        <w:rPr>
-          <w:rStyle w:val="VerbatimChar"/>
-        </w:rPr>
-        <w:t xml:space="preserve">  tzdb_0.5.0             utf8_1.2.6             utils_4.6.1           </w:t>
-      </w:r>
-      <w:r>
-        <w:br/>
-      </w:r>
-      <w:r>
-        <w:rPr>
-          <w:rStyle w:val="VerbatimChar"/>
-        </w:rPr>
-        <w:t xml:space="preserve">  uuid_1.2.2             vctrs_0.7.3            viridisLite_0.4.3     </w:t>
-      </w:r>
-      <w:r>
-        <w:br/>
-      </w:r>
-      <w:r>
-        <w:rPr>
-          <w:rStyle w:val="VerbatimChar"/>
-        </w:rPr>
-        <w:t xml:space="preserve">  vroom_1.7.1            withr_3.0.3            xfun_0.60             </w:t>
-      </w:r>
-      <w:r>
-        <w:br/>
-      </w:r>
-      <w:r>
-        <w:rPr>
-          <w:rStyle w:val="VerbatimChar"/>
-        </w:rPr>
-        <w:t xml:space="preserve">  xml2_1.6.0             xtable_1.8-8           yaml_2.3.12           </w:t>
-      </w:r>
-      <w:r>
-        <w:br/>
-      </w:r>
-      <w:r>
-        <w:rPr>
-          <w:rStyle w:val="VerbatimChar"/>
-        </w:rPr>
-        <w:t xml:space="preserve">  zoo_1.9-0             </w:t>
-      </w:r>
-    </w:p>
-    <w:bookmarkEnd w:id="49"/>
-    <w:bookmarkEnd w:id="50"/>
+        <w:t xml:space="preserve">  here_1.0.2             highr_0.12             hms_1.1.4             </w:t>
+      </w:r>
+      <w:r>
+        <w:br/>
+      </w:r>
+      <w:r>
+        <w:rPr>
+          <w:rStyle w:val="VerbatimChar"/>
+        </w:rPr>
+        <w:t xml:space="preserve">  htmltools_0.5.9        httr_1.4.9             ids_1.0.1             </w:t>
+      </w:r>
+      <w:r>
+        <w:br/>
+      </w:r>
+      <w:r>
+        <w:rPr>
+          <w:rStyle w:val="VerbatimChar"/>
+        </w:rPr>
+        <w:t xml:space="preserve">  insight_1.5.4          isoband_0.3.0          janitor_2.2.1         </w:t>
+      </w:r>
+      <w:r>
+        <w:br/>
+      </w:r>
+      <w:r>
+        <w:rPr>
+          <w:rStyle w:val="VerbatimChar"/>
+        </w:rPr>
+        <w:t xml:space="preserve">  jquerylib_0.1.4        jsonlite_2.0.0         knitr_1.52            </w:t>
+      </w:r>
+      <w:r>
+        <w:br/>
+      </w:r>
+      <w:r>
+        <w:rPr>
+          <w:rStyle w:val="VerbatimChar"/>
+        </w:rPr>
+        <w:t xml:space="preserve">  labeling_0.4.3         lattice_0.23-1         lifecycle_1.0.5       </w:t>
+      </w:r>
+      <w:r>
+        <w:br/>
+      </w:r>
+      <w:r>
+        <w:rPr>
+          <w:rStyle w:val="VerbatimChar"/>
+        </w:rPr>
+        <w:t xml:space="preserve">  lubridate_1.9.5        magrittr_2.0.5         MASS_7.3-66           </w:t>
+      </w:r>
+      <w:r>
+        <w:br/>
+      </w:r>
+      <w:r>
+        <w:rPr>
+          <w:rStyle w:val="VerbatimChar"/>
+        </w:rPr>
+        <w:t xml:space="preserve">  Matrix_1.7-6           memoise_2.0.1          methods_4.6.1         </w:t>
+      </w:r>
+      <w:r>
+        <w:br/>
+      </w:r>
+      <w:r>
+        <w:rPr>
+          <w:rStyle w:val="VerbatimChar"/>
+        </w:rPr>
+        <w:t xml:space="preserve">  mgcv_1.9-4             mime_0.13              modelbased_0.17.0     </w:t>
+      </w:r>
+      <w:r>
+        <w:br/>
+      </w:r>
+      <w:r>
+        <w:rPr>
+          <w:rStyle w:val="VerbatimChar"/>
+        </w:rPr>
+        <w:t xml:space="preserve">  modelr_0.1.11          multcomp_1.4-32        mvtnorm_1.4-2         </w:t>
+      </w:r>
+      <w:r>
+        <w:br/>
+      </w:r>
+      <w:r>
+        <w:rPr>
+          <w:rStyle w:val="VerbatimChar"/>
+        </w:rPr>
+        <w:t xml:space="preserve">  nlme_3.1-171           numDeriv_2016.8-1.1    openssl_2.4.2         </w:t>
+      </w:r>
+      <w:r>
+        <w:br/>
+      </w:r>
+      <w:r>
+        <w:rPr>
+          <w:rStyle w:val="VerbatimChar"/>
+        </w:rPr>
+        <w:t xml:space="preserve">  otel_0.2.0             parallel_4.6.1         parameters_0.29.3     </w:t>
+      </w:r>
+      <w:r>
+        <w:br/>
+      </w:r>
+      <w:r>
+        <w:rPr>
+          <w:rStyle w:val="VerbatimChar"/>
+        </w:rPr>
+        <w:t xml:space="preserve">  patchwork_1.3.2        performance_0.18.2     pillar_1.11.1         </w:t>
+      </w:r>
+      <w:r>
+        <w:br/>
+      </w:r>
+      <w:r>
+        <w:rPr>
+          <w:rStyle w:val="VerbatimChar"/>
+        </w:rPr>
+        <w:t xml:space="preserve">  pkgconfig_2.0.3        plyr_1.8.9             prettyunits_1.2.0     </w:t>
+      </w:r>
+      <w:r>
+        <w:br/>
+      </w:r>
+      <w:r>
+        <w:rPr>
+          <w:rStyle w:val="VerbatimChar"/>
+        </w:rPr>
+        <w:t xml:space="preserve">  processx_3.9.0         progress_1.2.3         ps_1.9.3              </w:t>
+      </w:r>
+      <w:r>
+        <w:br/>
+      </w:r>
+      <w:r>
+        <w:rPr>
+          <w:rStyle w:val="VerbatimChar"/>
+        </w:rPr>
+        <w:t xml:space="preserve">  purrr_1.2.2            R6_2.6.1               ragg_1.5.2            </w:t>
+      </w:r>
+      <w:r>
+        <w:br/>
+      </w:r>
+      <w:r>
+        <w:rPr>
+          <w:rStyle w:val="VerbatimChar"/>
+        </w:rPr>
+        <w:t xml:space="preserve">  rappdirs_0.3.4         RColorBrewer_1.1-3     Rcpp_1.1.2            </w:t>
+      </w:r>
+      <w:r>
+        <w:br/>
+      </w:r>
+      <w:r>
+        <w:rPr>
+          <w:rStyle w:val="VerbatimChar"/>
+        </w:rPr>
+        <w:t xml:space="preserve">  RcppArmadillo_15.6.0.1 readr_2.2.0            readxl_1.5.0.1        </w:t>
+      </w:r>
+      <w:r>
+        <w:br/>
+      </w:r>
+      <w:r>
+        <w:rPr>
+          <w:rStyle w:val="VerbatimChar"/>
+        </w:rPr>
+        <w:t xml:space="preserve">  rematch_2.0.0          rematch2_2.1.2         report_0.6.4          </w:t>
+      </w:r>
+      <w:r>
+        <w:br/>
+      </w:r>
+      <w:r>
+        <w:rPr>
+          <w:rStyle w:val="VerbatimChar"/>
+        </w:rPr>
+        <w:t xml:space="preserve">  reprex_2.1.1           rlang_1.3.0            rmarkdown_2.32        </w:t>
+      </w:r>
+      <w:r>
+        <w:br/>
+      </w:r>
+      <w:r>
+        <w:rPr>
+          <w:rStyle w:val="VerbatimChar"/>
+        </w:rPr>
+        <w:t xml:space="preserve">  rprojroot_2.1.1        rstudioapi_0.19.0      rvest_1.0.5           </w:t>
+      </w:r>
+      <w:r>
+        <w:br/>
+      </w:r>
+      <w:r>
+        <w:rPr>
+          <w:rStyle w:val="VerbatimChar"/>
+        </w:rPr>
+        <w:t xml:space="preserve">  S7_0.2.2               sandwich_3.1-3         sass_0.4.10           </w:t>
+      </w:r>
+      <w:r>
+        <w:br/>
+      </w:r>
+      <w:r>
+        <w:rPr>
+          <w:rStyle w:val="VerbatimChar"/>
+        </w:rPr>
+        <w:t xml:space="preserve">  scales_1.4.0           see_0.14.2             selectr_0.8.0         </w:t>
+      </w:r>
+      <w:r>
+        <w:br/>
+      </w:r>
+      <w:r>
+        <w:rPr>
+          <w:rStyle w:val="VerbatimChar"/>
+        </w:rPr>
+        <w:t xml:space="preserve">  snakecase_0.11.1       splines_4.6.1          stats_4.6.1           </w:t>
+      </w:r>
+      <w:r>
+        <w:br/>
+      </w:r>
+      <w:r>
+        <w:rPr>
+          <w:rStyle w:val="VerbatimChar"/>
+        </w:rPr>
+        <w:t xml:space="preserve">  stringi_1.8.9          stringr_1.6.0          survival_3.8-12       </w:t>
+      </w:r>
+      <w:r>
+        <w:br/>
+      </w:r>
+      <w:r>
+        <w:rPr>
+          <w:rStyle w:val="VerbatimChar"/>
+        </w:rPr>
+        <w:t xml:space="preserve">  sys_3.4.3              systemfonts_1.3.2      textshaping_1.0.5     </w:t>
+      </w:r>
+      <w:r>
+        <w:br/>
+      </w:r>
+      <w:r>
+        <w:rPr>
+          <w:rStyle w:val="VerbatimChar"/>
+        </w:rPr>
+        <w:t xml:space="preserve">  TH.data_1.1-5          tibble_3.3.1           tidyr_1.3.2           </w:t>
+      </w:r>
+      <w:r>
+        <w:br/>
+      </w:r>
+      <w:r>
+        <w:rPr>
+          <w:rStyle w:val="VerbatimChar"/>
+        </w:rPr>
+        <w:t xml:space="preserve">  tidyselect_1.2.1       tidyverse_2.0.0        timechange_0.4.0      </w:t>
+      </w:r>
+      <w:r>
+        <w:br/>
+      </w:r>
+      <w:r>
+        <w:rPr>
+          <w:rStyle w:val="VerbatimChar"/>
+        </w:rPr>
+        <w:t xml:space="preserve">  tinytex_0.61           tools_4.6.1            tzdb_0.5.0            </w:t>
+      </w:r>
+      <w:r>
+        <w:br/>
+      </w:r>
+      <w:r>
+        <w:rPr>
+          <w:rStyle w:val="VerbatimChar"/>
+        </w:rPr>
+        <w:t xml:space="preserve">  utf8_1.2.6             utils_4.6.1            uuid_1.2.2            </w:t>
+      </w:r>
+      <w:r>
+        <w:br/>
+      </w:r>
+      <w:r>
+        <w:rPr>
+          <w:rStyle w:val="VerbatimChar"/>
+        </w:rPr>
+        <w:t xml:space="preserve">  vctrs_0.7.3            viridisLite_0.4.3      vroom_1.7.1           </w:t>
+      </w:r>
+      <w:r>
+        <w:br/>
+      </w:r>
+      <w:r>
+        <w:rPr>
+          <w:rStyle w:val="VerbatimChar"/>
+        </w:rPr>
+        <w:t xml:space="preserve">  withr_3.0.3            xfun_0.61              xml2_1.6.0            </w:t>
+      </w:r>
+      <w:r>
+        <w:br/>
+      </w:r>
+      <w:r>
+        <w:rPr>
+          <w:rStyle w:val="VerbatimChar"/>
+        </w:rPr>
+        <w:t xml:space="preserve">  xtable_1.8-8           yaml_2.3.12            zoo_1.9-1             </w:t>
+      </w:r>
+    </w:p>
+    <w:bookmarkEnd w:id="66"/>
+    <w:bookmarkEnd w:id="67"/>
     <w:sectPr>
       <w:footnotePr>
         <w:numRestart w:val="eachSect"/>
@@ -7347,6 +7843,91 @@
       </w:rPr>
     </w:lvl>
   </w:abstractNum>
+  <w:abstractNum w:abstractNumId="99411">
+    <w:nsid w:val="00A99411"/>
+    <w:multiLevelType w:val="multilevel"/>
+    <w:lvl w:ilvl="0">
+      <w:start w:val="1"/>
+      <w:numFmt w:val="decimal"/>
+      <w:lvlText w:val="%1."/>
+      <w:lvlJc w:val="left"/>
+      <w:pPr>
+        <w:ind w:left="720" w:hanging="360"/>
+      </w:pPr>
+    </w:lvl>
+    <w:lvl w:ilvl="1">
+      <w:start w:val="1"/>
+      <w:numFmt w:val="decimal"/>
+      <w:lvlText w:val="%2."/>
+      <w:lvlJc w:val="left"/>
+      <w:pPr>
+        <w:ind w:left="1440" w:hanging="360"/>
+      </w:pPr>
+    </w:lvl>
+    <w:lvl w:ilvl="2">
+      <w:start w:val="1"/>
+      <w:numFmt w:val="decimal"/>
+      <w:lvlText w:val="%3."/>
+      <w:lvlJc w:val="left"/>
+      <w:pPr>
+        <w:ind w:left="2160" w:hanging="360"/>
+      </w:pPr>
+    </w:lvl>
+    <w:lvl w:ilvl="3">
+      <w:start w:val="1"/>
+      <w:numFmt w:val="decimal"/>
+      <w:lvlText w:val="%4."/>
+      <w:lvlJc w:val="left"/>
+      <w:pPr>
+        <w:ind w:left="2880" w:hanging="360"/>
+      </w:pPr>
+    </w:lvl>
+    <w:lvl w:ilvl="4">
+      <w:start w:val="1"/>
+      <w:numFmt w:val="decimal"/>
+      <w:lvlText w:val="%5."/>
+      <w:lvlJc w:val="left"/>
+      <w:pPr>
+        <w:ind w:left="3600" w:hanging="360"/>
+      </w:pPr>
+    </w:lvl>
+    <w:lvl w:ilvl="5">
+      <w:start w:val="1"/>
+      <w:numFmt w:val="decimal"/>
+      <w:lvlText w:val="%6."/>
+      <w:lvlJc w:val="left"/>
+      <w:pPr>
+        <w:ind w:left="4320" w:hanging="360"/>
+      </w:pPr>
+    </w:lvl>
+    <w:lvl w:ilvl="6">
+      <w:start w:val="1"/>
+      <w:numFmt w:val="decimal"/>
+      <w:lvlText w:val="%7."/>
+      <w:lvlJc w:val="left"/>
+      <w:pPr>
+        <w:ind w:left="5040" w:hanging="360"/>
+      </w:pPr>
+    </w:lvl>
+    <w:lvl w:ilvl="7">
+      <w:start w:val="1"/>
+      <w:numFmt w:val="decimal"/>
+      <w:lvlText w:val="%8."/>
+      <w:lvlJc w:val="left"/>
+      <w:pPr>
+        <w:ind w:left="5760" w:hanging="360"/>
+      </w:pPr>
+    </w:lvl>
+    <w:lvl w:ilvl="8">
+      <w:start w:val="1"/>
+      <w:numFmt w:val="decimal"/>
+      <w:lvlText w:val="%9."/>
+      <w:lvlJc w:val="left"/>
+      <w:pPr>
+        <w:ind w:left="6480" w:hanging="360"/>
+      </w:pPr>
+    </w:lvl>
+  </w:abstractNum>
   <w:num w:numId="1000">
     <w:abstractNumId w:val="990"/>
   </w:num>
@@ -7360,7 +7941,34 @@
     <w:abstractNumId w:val="991"/>
   </w:num>
   <w:num w:numId="1004">
-    <w:abstractNumId w:val="991"/>
+    <w:abstractNumId w:val="99411"/>
+    <w:lvlOverride w:ilvl="0">
+      <w:startOverride w:val="1"/>
+    </w:lvlOverride>
+    <w:lvlOverride w:ilvl="1">
+      <w:startOverride w:val="1"/>
+    </w:lvlOverride>
+    <w:lvlOverride w:ilvl="2">
+      <w:startOverride w:val="1"/>
+    </w:lvlOverride>
+    <w:lvlOverride w:ilvl="3">
+      <w:startOverride w:val="1"/>
+    </w:lvlOverride>
+    <w:lvlOverride w:ilvl="4">
+      <w:startOverride w:val="1"/>
+    </w:lvlOverride>
+    <w:lvlOverride w:ilvl="5">
+      <w:startOverride w:val="1"/>
+    </w:lvlOverride>
+    <w:lvlOverride w:ilvl="6">
+      <w:startOverride w:val="1"/>
+    </w:lvlOverride>
+    <w:lvlOverride w:ilvl="7">
+      <w:startOverride w:val="1"/>
+    </w:lvlOverride>
+    <w:lvlOverride w:ilvl="8">
+      <w:startOverride w:val="1"/>
+    </w:lvlOverride>
   </w:num>
   <w:num w:numId="1005">
     <w:abstractNumId w:val="991"/>
@@ -7408,6 +8016,12 @@
     <w:abstractNumId w:val="991"/>
   </w:num>
   <w:num w:numId="1020">
+    <w:abstractNumId w:val="991"/>
+  </w:num>
+  <w:num w:numId="1021">
+    <w:abstractNumId w:val="991"/>
+  </w:num>
+  <w:num w:numId="1022">
     <w:abstractNumId w:val="991"/>
   </w:num>
 </w:numbering>
